--- a/Sabrina Caldas - Template_Relatorio.docx
+++ b/Sabrina Caldas - Template_Relatorio.docx
@@ -1,6 +1,6 @@
 
 <file path=word/document.xml><?xml version="1.0" encoding="utf-8"?>
-<w:document xmlns:wpc="http://schemas.microsoft.com/office/word/2010/wordprocessingCanvas" xmlns:cx="http://schemas.microsoft.com/office/drawing/2014/chartex" xmlns:cx1="http://schemas.microsoft.com/office/drawing/2015/9/8/chartex" xmlns:cx2="http://schemas.microsoft.com/office/drawing/2015/10/21/chartex" xmlns:cx3="http://schemas.microsoft.com/office/drawing/2016/5/9/chartex" xmlns:cx4="http://schemas.microsoft.com/office/drawing/2016/5/10/chartex" xmlns:cx5="http://schemas.microsoft.com/office/drawing/2016/5/11/chartex" xmlns:cx6="http://schemas.microsoft.com/office/drawing/2016/5/12/chartex" xmlns:cx7="http://schemas.microsoft.com/office/drawing/2016/5/13/chartex" xmlns:cx8="http://schemas.microsoft.com/office/drawing/2016/5/14/chartex" xmlns:mc="http://schemas.openxmlformats.org/markup-compatibility/2006" xmlns:aink="http://schemas.microsoft.com/office/drawing/2016/ink" xmlns:am3d="http://schemas.microsoft.com/office/drawing/2017/model3d" xmlns:o="urn:schemas-microsoft-com:office:office" xmlns:oel="http://schemas.microsoft.com/office/2019/extlst" xmlns:r="http://schemas.openxmlformats.org/officeDocument/2006/relationships" xmlns:m="http://schemas.openxmlformats.org/officeDocument/2006/math" xmlns:v="urn:schemas-microsoft-com:vml" xmlns:wp14="http://schemas.microsoft.com/office/word/2010/wordprocessingDrawing" xmlns:wp="http://schemas.openxmlformats.org/drawingml/2006/wordprocessingDrawing" xmlns:w10="urn:schemas-microsoft-com:office:word" xmlns:w="http://schemas.openxmlformats.org/wordprocessingml/2006/main" xmlns:w14="http://schemas.microsoft.com/office/word/2010/wordml" xmlns:w15="http://schemas.microsoft.com/office/word/2012/wordml" xmlns:w16cex="http://schemas.microsoft.com/office/word/2018/wordml/cex" xmlns:w16cid="http://schemas.microsoft.com/office/word/2016/wordml/cid" xmlns:w16="http://schemas.microsoft.com/office/word/2018/wordml" xmlns:w16du="http://schemas.microsoft.com/office/word/2023/wordml/word16du" xmlns:w16sdtdh="http://schemas.microsoft.com/office/word/2020/wordml/sdtdatahash" xmlns:w16sdtfl="http://schemas.microsoft.com/office/word/2024/wordml/sdtformatlock" xmlns:w16se="http://schemas.microsoft.com/office/word/2015/wordml/symex" xmlns:wpg="http://schemas.microsoft.com/office/word/2010/wordprocessingGroup" xmlns:wpi="http://schemas.microsoft.com/office/word/2010/wordprocessingInk" xmlns:wne="http://schemas.microsoft.com/office/word/2006/wordml" xmlns:wps="http://schemas.microsoft.com/office/word/2010/wordprocessingShape" mc:Ignorable="w14 w15 w16se w16cid w16 w16cex w16sdtdh w16sdtfl w16du wp14">
+<w:document xmlns:wpc="http://schemas.microsoft.com/office/word/2010/wordprocessingCanvas" xmlns:cx="http://schemas.microsoft.com/office/drawing/2014/chartex" xmlns:mc="http://schemas.openxmlformats.org/markup-compatibility/2006" xmlns:o="urn:schemas-microsoft-com:office:office" xmlns:r="http://schemas.openxmlformats.org/officeDocument/2006/relationships" xmlns:m="http://schemas.openxmlformats.org/officeDocument/2006/math" xmlns:v="urn:schemas-microsoft-com:vml" xmlns:wp14="http://schemas.microsoft.com/office/word/2010/wordprocessingDrawing" xmlns:wp="http://schemas.openxmlformats.org/drawingml/2006/wordprocessingDrawing" xmlns:w10="urn:schemas-microsoft-com:office:word" xmlns:w="http://schemas.openxmlformats.org/wordprocessingml/2006/main" xmlns:w14="http://schemas.microsoft.com/office/word/2010/wordml" xmlns:w15="http://schemas.microsoft.com/office/word/2012/wordml" xmlns:w16se="http://schemas.microsoft.com/office/word/2015/wordml/symex" xmlns:wpg="http://schemas.microsoft.com/office/word/2010/wordprocessingGroup" xmlns:wpi="http://schemas.microsoft.com/office/word/2010/wordprocessingInk" xmlns:wne="http://schemas.microsoft.com/office/word/2006/wordml" xmlns:wps="http://schemas.microsoft.com/office/word/2010/wordprocessingShape" mc:Ignorable="w14 w15 w16se wp14">
   <w:body>
     <w:p>
       <w:pPr>
@@ -98,6 +98,18 @@
         </w:rPr>
         <w:t>:</w:t>
       </w:r>
+      <w:r>
+        <w:rPr>
+          <w:lang w:val="pt-BR"/>
+        </w:rPr>
+        <w:t xml:space="preserve"> </w:t>
+      </w:r>
+      <w:r>
+        <w:rPr>
+          <w:lang w:val="pt-BR"/>
+        </w:rPr>
+        <w:t>Automação RPA para Monitoramento de Focos de Queimadas</w:t>
+      </w:r>
     </w:p>
     <w:p>
       <w:pPr>
@@ -122,6 +134,12 @@
         </w:rPr>
         <w:t>:</w:t>
       </w:r>
+      <w:r>
+        <w:rPr>
+          <w:lang w:val="pt-BR"/>
+        </w:rPr>
+        <w:t xml:space="preserve"> Sabrina Caldas Rodrigues</w:t>
+      </w:r>
     </w:p>
     <w:p>
       <w:pPr>
@@ -185,7 +203,7 @@
       <w:pPr>
         <w:pStyle w:val="PargrafodaLista"/>
         <w:numPr>
-          <w:ilvl w:val="0"/>
+          <w:ilvl w:val="1"/>
           <w:numId w:val="23"/>
         </w:numPr>
         <w:rPr>
@@ -196,8 +214,36 @@
         <w:rPr>
           <w:lang w:val="pt-BR"/>
         </w:rPr>
-        <w:t>Contexto</w:t>
+        <w:t xml:space="preserve">Acompanhar o número de focos de queimadas e entender quais satélites detectam mais registros exige acessar frequentemente o sistema online do portal </w:t>
       </w:r>
+      <w:proofErr w:type="spellStart"/>
+      <w:r>
+        <w:rPr>
+          <w:lang w:val="pt-BR"/>
+        </w:rPr>
+        <w:t>TerraBrasilis</w:t>
+      </w:r>
+      <w:proofErr w:type="spellEnd"/>
+      <w:r>
+        <w:rPr>
+          <w:lang w:val="pt-BR"/>
+        </w:rPr>
+        <w:t>/INPE, baixar a base de dados em CSV, abrir em uma planilha, filtrar e gerar gráficos manualmente</w:t>
+      </w:r>
+      <w:r>
+        <w:rPr>
+          <w:lang w:val="pt-BR"/>
+        </w:rPr>
+        <w:t>.</w:t>
+      </w:r>
+    </w:p>
+    <w:p>
+      <w:pPr>
+        <w:pStyle w:val="PargrafodaLista"/>
+        <w:rPr>
+          <w:lang w:val="pt-BR"/>
+        </w:rPr>
+      </w:pPr>
     </w:p>
     <w:p>
       <w:pPr>
@@ -214,14 +260,83 @@
         <w:rPr>
           <w:lang w:val="pt-BR"/>
         </w:rPr>
+        <w:t>C</w:t>
+      </w:r>
+      <w:r>
+        <w:rPr>
+          <w:lang w:val="pt-BR"/>
+        </w:rPr>
+        <w:t>ontexto</w:t>
+      </w:r>
+    </w:p>
+    <w:p>
+      <w:pPr>
+        <w:pStyle w:val="PargrafodaLista"/>
+        <w:numPr>
+          <w:ilvl w:val="1"/>
+          <w:numId w:val="23"/>
+        </w:numPr>
+        <w:rPr>
+          <w:lang w:val="pt-BR"/>
+        </w:rPr>
+      </w:pPr>
+      <w:r>
+        <w:rPr>
+          <w:lang w:val="pt-BR"/>
+        </w:rPr>
+        <w:t>Jornalistas, pesquisadores e órgãos ambientais precisam de dados estruturados rápidos e de fácil interpretação para a elaboração de relatórios, acompanhamento de políticas públicas ou divulgação de notícias urgentes sobre o clima no país.</w:t>
+      </w:r>
+    </w:p>
+    <w:p>
+      <w:pPr>
+        <w:pStyle w:val="PargrafodaLista"/>
+        <w:rPr>
+          <w:lang w:val="pt-BR"/>
+        </w:rPr>
+      </w:pPr>
+    </w:p>
+    <w:p>
+      <w:pPr>
+        <w:pStyle w:val="PargrafodaLista"/>
+        <w:numPr>
+          <w:ilvl w:val="0"/>
+          <w:numId w:val="23"/>
+        </w:numPr>
+        <w:rPr>
+          <w:lang w:val="pt-BR"/>
+        </w:rPr>
+      </w:pPr>
+      <w:r>
+        <w:rPr>
+          <w:lang w:val="pt-BR"/>
+        </w:rPr>
         <w:t>Relevância</w:t>
       </w:r>
+    </w:p>
+    <w:p>
+      <w:pPr>
+        <w:pStyle w:val="PargrafodaLista"/>
+        <w:numPr>
+          <w:ilvl w:val="1"/>
+          <w:numId w:val="23"/>
+        </w:numPr>
+        <w:rPr>
+          <w:lang w:val="pt-BR"/>
+        </w:rPr>
+      </w:pPr>
       <w:r>
         <w:rPr>
           <w:lang w:val="pt-BR"/>
         </w:rPr>
-        <w:br/>
+        <w:t>Automatizar essa coleta (que pode ocorrer a cada 10 minutos) e o processamento dos dados elimina falhas humanas, permite respostas mais ágeis a desastres ambientais e garante um acompanhamento estruturado (textual e visual) sobre os focos ativos, o que seria inviável de realizar em escala manualmente.</w:t>
       </w:r>
+    </w:p>
+    <w:p>
+      <w:pPr>
+        <w:rPr>
+          <w:lang w:val="pt-BR"/>
+        </w:rPr>
+      </w:pPr>
     </w:p>
     <w:p>
       <w:pPr>
@@ -240,7 +355,15 @@
           <w:bCs/>
           <w:lang w:val="pt-BR"/>
         </w:rPr>
-        <w:t>Solução</w:t>
+        <w:t>S</w:t>
+      </w:r>
+      <w:r>
+        <w:rPr>
+          <w:b/>
+          <w:bCs/>
+          <w:lang w:val="pt-BR"/>
+        </w:rPr>
+        <w:t>olução</w:t>
       </w:r>
       <w:r>
         <w:rPr>
@@ -279,7 +402,7 @@
       <w:pPr>
         <w:pStyle w:val="PargrafodaLista"/>
         <w:numPr>
-          <w:ilvl w:val="0"/>
+          <w:ilvl w:val="1"/>
           <w:numId w:val="24"/>
         </w:numPr>
         <w:rPr>
@@ -290,8 +413,209 @@
         <w:rPr>
           <w:lang w:val="pt-BR"/>
         </w:rPr>
-        <w:t>Descrição da automação</w:t>
+        <w:t xml:space="preserve">O robô é modular, operando em duas frentes independentes. A primeira é um "Web Scraper RPA" orquestrado com </w:t>
       </w:r>
+      <w:proofErr w:type="spellStart"/>
+      <w:r>
+        <w:rPr>
+          <w:lang w:val="pt-BR"/>
+        </w:rPr>
+        <w:t>Playwright</w:t>
+      </w:r>
+      <w:proofErr w:type="spellEnd"/>
+      <w:r>
+        <w:rPr>
+          <w:lang w:val="pt-BR"/>
+        </w:rPr>
+        <w:t xml:space="preserve"> que realiza a navegação web simulando um humano. A segunda é um "Data Pipeline" utilizando Pandas para limpeza, transformações e extração de regras de negócios, aliado ao </w:t>
+      </w:r>
+      <w:proofErr w:type="spellStart"/>
+      <w:r>
+        <w:rPr>
+          <w:lang w:val="pt-BR"/>
+        </w:rPr>
+        <w:t>Matplotlib</w:t>
+      </w:r>
+      <w:proofErr w:type="spellEnd"/>
+      <w:r>
+        <w:rPr>
+          <w:lang w:val="pt-BR"/>
+        </w:rPr>
+        <w:t xml:space="preserve"> para gerar o "Output Visual".</w:t>
+      </w:r>
+    </w:p>
+    <w:p>
+      <w:pPr>
+        <w:rPr>
+          <w:lang w:val="pt-BR"/>
+        </w:rPr>
+      </w:pPr>
+    </w:p>
+    <w:p>
+      <w:pPr>
+        <w:rPr>
+          <w:lang w:val="pt-BR"/>
+        </w:rPr>
+      </w:pPr>
+    </w:p>
+    <w:p>
+      <w:pPr>
+        <w:rPr>
+          <w:lang w:val="pt-BR"/>
+        </w:rPr>
+      </w:pPr>
+    </w:p>
+    <w:p>
+      <w:pPr>
+        <w:rPr>
+          <w:lang w:val="pt-BR"/>
+        </w:rPr>
+      </w:pPr>
+    </w:p>
+    <w:p>
+      <w:pPr>
+        <w:rPr>
+          <w:lang w:val="pt-BR"/>
+        </w:rPr>
+      </w:pPr>
+      <w:r>
+        <w:rPr>
+          <w:noProof/>
+        </w:rPr>
+        <w:lastRenderedPageBreak/>
+        <w:drawing>
+          <wp:anchor distT="0" distB="0" distL="114300" distR="114300" simplePos="0" relativeHeight="251667968" behindDoc="1" locked="0" layoutInCell="1" allowOverlap="1" wp14:anchorId="0B251E1B" wp14:editId="26A2B195">
+            <wp:simplePos x="0" y="0"/>
+            <wp:positionH relativeFrom="column">
+              <wp:posOffset>-273132</wp:posOffset>
+            </wp:positionH>
+            <wp:positionV relativeFrom="paragraph">
+              <wp:posOffset>-373808</wp:posOffset>
+            </wp:positionV>
+            <wp:extent cx="6010275" cy="3505200"/>
+            <wp:effectExtent l="0" t="0" r="9525" b="0"/>
+            <wp:wrapNone/>
+            <wp:docPr id="1" name="Imagem 1" descr="C:\Users\suporteerp2\Downloads\240 230 Flow-2026-03-30-164415.png"/>
+            <wp:cNvGraphicFramePr>
+              <a:graphicFrameLocks xmlns:a="http://schemas.openxmlformats.org/drawingml/2006/main" noChangeAspect="1"/>
+            </wp:cNvGraphicFramePr>
+            <a:graphic xmlns:a="http://schemas.openxmlformats.org/drawingml/2006/main">
+              <a:graphicData uri="http://schemas.openxmlformats.org/drawingml/2006/picture">
+                <pic:pic xmlns:pic="http://schemas.openxmlformats.org/drawingml/2006/picture">
+                  <pic:nvPicPr>
+                    <pic:cNvPr id="0" name="Picture 1" descr="C:\Users\suporteerp2\Downloads\240 230 Flow-2026-03-30-164415.png"/>
+                    <pic:cNvPicPr>
+                      <a:picLocks noChangeAspect="1" noChangeArrowheads="1"/>
+                    </pic:cNvPicPr>
+                  </pic:nvPicPr>
+                  <pic:blipFill>
+                    <a:blip r:embed="rId6">
+                      <a:extLst>
+                        <a:ext uri="{28A0092B-C50C-407E-A947-70E740481C1C}">
+                          <a14:useLocalDpi xmlns:a14="http://schemas.microsoft.com/office/drawing/2010/main" val="0"/>
+                        </a:ext>
+                      </a:extLst>
+                    </a:blip>
+                    <a:srcRect/>
+                    <a:stretch>
+                      <a:fillRect/>
+                    </a:stretch>
+                  </pic:blipFill>
+                  <pic:spPr bwMode="auto">
+                    <a:xfrm>
+                      <a:off x="0" y="0"/>
+                      <a:ext cx="6010275" cy="3505200"/>
+                    </a:xfrm>
+                    <a:prstGeom prst="rect">
+                      <a:avLst/>
+                    </a:prstGeom>
+                    <a:noFill/>
+                    <a:ln>
+                      <a:noFill/>
+                    </a:ln>
+                  </pic:spPr>
+                </pic:pic>
+              </a:graphicData>
+            </a:graphic>
+            <wp14:sizeRelH relativeFrom="page">
+              <wp14:pctWidth>0</wp14:pctWidth>
+            </wp14:sizeRelH>
+            <wp14:sizeRelV relativeFrom="page">
+              <wp14:pctHeight>0</wp14:pctHeight>
+            </wp14:sizeRelV>
+          </wp:anchor>
+        </w:drawing>
+      </w:r>
+    </w:p>
+    <w:p>
+      <w:pPr>
+        <w:rPr>
+          <w:lang w:val="pt-BR"/>
+        </w:rPr>
+      </w:pPr>
+    </w:p>
+    <w:p>
+      <w:pPr>
+        <w:rPr>
+          <w:lang w:val="pt-BR"/>
+        </w:rPr>
+      </w:pPr>
+    </w:p>
+    <w:p>
+      <w:pPr>
+        <w:rPr>
+          <w:lang w:val="pt-BR"/>
+        </w:rPr>
+      </w:pPr>
+    </w:p>
+    <w:p>
+      <w:pPr>
+        <w:rPr>
+          <w:lang w:val="pt-BR"/>
+        </w:rPr>
+      </w:pPr>
+    </w:p>
+    <w:p>
+      <w:pPr>
+        <w:rPr>
+          <w:lang w:val="pt-BR"/>
+        </w:rPr>
+      </w:pPr>
+    </w:p>
+    <w:p>
+      <w:pPr>
+        <w:rPr>
+          <w:lang w:val="pt-BR"/>
+        </w:rPr>
+      </w:pPr>
+    </w:p>
+    <w:p>
+      <w:pPr>
+        <w:rPr>
+          <w:lang w:val="pt-BR"/>
+        </w:rPr>
+      </w:pPr>
+    </w:p>
+    <w:p>
+      <w:pPr>
+        <w:rPr>
+          <w:lang w:val="pt-BR"/>
+        </w:rPr>
+      </w:pPr>
+    </w:p>
+    <w:p>
+      <w:pPr>
+        <w:rPr>
+          <w:lang w:val="pt-BR"/>
+        </w:rPr>
+      </w:pPr>
+    </w:p>
+    <w:p>
+      <w:pPr>
+        <w:rPr>
+          <w:lang w:val="pt-BR"/>
+        </w:rPr>
+      </w:pPr>
     </w:p>
     <w:p>
       <w:pPr>
@@ -308,8 +632,41 @@
         <w:rPr>
           <w:lang w:val="pt-BR"/>
         </w:rPr>
-        <w:t>O que o robô faz?</w:t>
+        <w:t>D</w:t>
       </w:r>
+      <w:r>
+        <w:rPr>
+          <w:lang w:val="pt-BR"/>
+        </w:rPr>
+        <w:t>escrição da automação</w:t>
+      </w:r>
+    </w:p>
+    <w:p>
+      <w:pPr>
+        <w:pStyle w:val="PargrafodaLista"/>
+        <w:numPr>
+          <w:ilvl w:val="1"/>
+          <w:numId w:val="24"/>
+        </w:numPr>
+        <w:rPr>
+          <w:lang w:val="pt-BR"/>
+        </w:rPr>
+      </w:pPr>
+      <w:r>
+        <w:rPr>
+          <w:lang w:val="pt-BR"/>
+        </w:rPr>
+        <w:t>Um robô em Python que utiliza automação de interface de usuário (Navegador) para efetuar o download das planilhas de ocorrências, extrai essas informações, normaliza e cria alertas de criticidade no console a depender do volume de focos, plotando também os resultados por satélite.</w:t>
+      </w:r>
+    </w:p>
+    <w:p>
+      <w:pPr>
+        <w:pStyle w:val="PargrafodaLista"/>
+        <w:ind w:left="1440"/>
+        <w:rPr>
+          <w:lang w:val="pt-BR"/>
+        </w:rPr>
+      </w:pPr>
     </w:p>
     <w:p>
       <w:pPr>
@@ -326,8 +683,228 @@
         <w:rPr>
           <w:lang w:val="pt-BR"/>
         </w:rPr>
-        <w:t>Entrada -&gt; Processamento -&gt; Saída</w:t>
+        <w:t>O que o robô faz?</w:t>
       </w:r>
+    </w:p>
+    <w:p>
+      <w:pPr>
+        <w:pStyle w:val="PargrafodaLista"/>
+        <w:numPr>
+          <w:ilvl w:val="1"/>
+          <w:numId w:val="24"/>
+        </w:numPr>
+        <w:rPr>
+          <w:lang w:val="pt-BR"/>
+        </w:rPr>
+      </w:pPr>
+      <w:r>
+        <w:rPr>
+          <w:lang w:val="pt-BR"/>
+        </w:rPr>
+        <w:t xml:space="preserve">Acessa o site oficial, imita cliques no </w:t>
+      </w:r>
+      <w:proofErr w:type="spellStart"/>
+      <w:r>
+        <w:rPr>
+          <w:lang w:val="pt-BR"/>
+        </w:rPr>
+        <w:t>card</w:t>
+      </w:r>
+      <w:proofErr w:type="spellEnd"/>
+      <w:r>
+        <w:rPr>
+          <w:lang w:val="pt-BR"/>
+        </w:rPr>
+        <w:t xml:space="preserve"> "Focos de Queimadas" e no </w:t>
+      </w:r>
+      <w:proofErr w:type="spellStart"/>
+      <w:r>
+        <w:rPr>
+          <w:lang w:val="pt-BR"/>
+        </w:rPr>
+        <w:t>sub-filtro</w:t>
+      </w:r>
+      <w:proofErr w:type="spellEnd"/>
+      <w:r>
+        <w:rPr>
+          <w:lang w:val="pt-BR"/>
+        </w:rPr>
+        <w:t xml:space="preserve"> de "10 min", navega na nova aba gerada, faz o download do CSV mais atual na pasta de dados brutos. Logo após, a camada de analise (`main.py`) faz a leitura desse arquivo novo, exibe o panorama atual (se é estado de alerta ou controlado), gera uma cópia do dado tratado e finaliza extraindo um gráfico de barras comparativo.</w:t>
+      </w:r>
+    </w:p>
+    <w:p>
+      <w:pPr>
+        <w:pStyle w:val="PargrafodaLista"/>
+        <w:ind w:left="1440"/>
+        <w:rPr>
+          <w:lang w:val="pt-BR"/>
+        </w:rPr>
+      </w:pPr>
+    </w:p>
+    <w:p>
+      <w:pPr>
+        <w:ind w:left="720"/>
+        <w:rPr>
+          <w:lang w:val="pt-BR"/>
+        </w:rPr>
+      </w:pPr>
+      <w:r>
+        <w:rPr>
+          <w:lang w:val="pt-BR"/>
+        </w:rPr>
+        <w:t>Entrada -&gt; Processamento -&gt; Saída:</w:t>
+      </w:r>
+    </w:p>
+    <w:p>
+      <w:pPr>
+        <w:ind w:left="720"/>
+        <w:rPr>
+          <w:lang w:val="pt-BR"/>
+        </w:rPr>
+      </w:pPr>
+      <w:r>
+        <w:rPr>
+          <w:lang w:val="pt-BR"/>
+        </w:rPr>
+        <w:t xml:space="preserve"> -&gt; Entrada: URL base</w:t>
+      </w:r>
+      <w:r>
+        <w:rPr>
+          <w:lang w:val="pt-BR"/>
+        </w:rPr>
+        <w:t xml:space="preserve"> oficial (Portal INPE</w:t>
+      </w:r>
+      <w:r>
+        <w:rPr>
+          <w:lang w:val="pt-BR"/>
+        </w:rPr>
+        <w:t>) contendo as bases .</w:t>
+      </w:r>
+      <w:proofErr w:type="spellStart"/>
+      <w:proofErr w:type="gramStart"/>
+      <w:r>
+        <w:rPr>
+          <w:lang w:val="pt-BR"/>
+        </w:rPr>
+        <w:t>csv</w:t>
+      </w:r>
+      <w:proofErr w:type="spellEnd"/>
+      <w:r>
+        <w:rPr>
+          <w:lang w:val="pt-BR"/>
+        </w:rPr>
+        <w:t xml:space="preserve"> </w:t>
+      </w:r>
+      <w:r>
+        <w:rPr>
+          <w:lang w:val="pt-BR"/>
+        </w:rPr>
+        <w:t xml:space="preserve"> </w:t>
+      </w:r>
+      <w:r>
+        <w:rPr>
+          <w:lang w:val="pt-BR"/>
+        </w:rPr>
+        <w:t>hospedadas</w:t>
+      </w:r>
+      <w:proofErr w:type="gramEnd"/>
+      <w:r>
+        <w:rPr>
+          <w:lang w:val="pt-BR"/>
+        </w:rPr>
+        <w:t>.</w:t>
+      </w:r>
+    </w:p>
+    <w:p>
+      <w:pPr>
+        <w:ind w:left="720"/>
+        <w:rPr>
+          <w:lang w:val="pt-BR"/>
+        </w:rPr>
+      </w:pPr>
+      <w:r>
+        <w:rPr>
+          <w:lang w:val="pt-BR"/>
+        </w:rPr>
+        <w:t xml:space="preserve"> -&gt; Processamento: Interação UI para salvar os dados originais (</w:t>
+      </w:r>
+      <w:proofErr w:type="spellStart"/>
+      <w:r>
+        <w:rPr>
+          <w:lang w:val="pt-BR"/>
+        </w:rPr>
+        <w:t>Playwright</w:t>
+      </w:r>
+      <w:proofErr w:type="spellEnd"/>
+      <w:r>
+        <w:rPr>
+          <w:lang w:val="pt-BR"/>
+        </w:rPr>
+        <w:t xml:space="preserve">). Na etapa seguinte, leitura estruturada em </w:t>
+      </w:r>
+      <w:proofErr w:type="spellStart"/>
+      <w:r>
+        <w:rPr>
+          <w:lang w:val="pt-BR"/>
+        </w:rPr>
+        <w:t>DataFrames</w:t>
+      </w:r>
+      <w:proofErr w:type="spellEnd"/>
+      <w:r>
+        <w:rPr>
+          <w:lang w:val="pt-BR"/>
+        </w:rPr>
+        <w:t>, agrupamento da volumetria (Pandas).</w:t>
+      </w:r>
+    </w:p>
+    <w:p>
+      <w:pPr>
+        <w:ind w:left="720"/>
+        <w:rPr>
+          <w:lang w:val="pt-BR"/>
+        </w:rPr>
+      </w:pPr>
+      <w:r>
+        <w:rPr>
+          <w:lang w:val="pt-BR"/>
+        </w:rPr>
+        <w:t xml:space="preserve"> -&gt; Saída: Arquivo CSV padronizado/limpo salvo localmente e um arquivo de imagem (.</w:t>
+      </w:r>
+      <w:proofErr w:type="spellStart"/>
+      <w:r>
+        <w:rPr>
+          <w:lang w:val="pt-BR"/>
+        </w:rPr>
+        <w:t>png</w:t>
+      </w:r>
+      <w:proofErr w:type="spellEnd"/>
+      <w:r>
+        <w:rPr>
+          <w:lang w:val="pt-BR"/>
+        </w:rPr>
+        <w:t xml:space="preserve">) com o gráfico de focos captados por cada satélite, pronto para ser anexado em apresentações ou </w:t>
+      </w:r>
+      <w:proofErr w:type="spellStart"/>
+      <w:r>
+        <w:rPr>
+          <w:lang w:val="pt-BR"/>
+        </w:rPr>
+        <w:t>emails</w:t>
+      </w:r>
+      <w:proofErr w:type="spellEnd"/>
+      <w:r>
+        <w:rPr>
+          <w:lang w:val="pt-BR"/>
+        </w:rPr>
+        <w:t>.</w:t>
+      </w:r>
+    </w:p>
+    <w:p>
+      <w:pPr>
+        <w:rPr>
+          <w:lang w:val="pt-BR"/>
+        </w:rPr>
+      </w:pPr>
     </w:p>
     <w:p>
       <w:pPr>
@@ -392,6 +969,38 @@
       <w:pPr>
         <w:pStyle w:val="PargrafodaLista"/>
         <w:numPr>
+          <w:ilvl w:val="1"/>
+          <w:numId w:val="25"/>
+        </w:numPr>
+        <w:rPr>
+          <w:lang w:val="pt-BR"/>
+        </w:rPr>
+      </w:pPr>
+      <w:r>
+        <w:rPr>
+          <w:lang w:val="pt-BR"/>
+        </w:rPr>
+        <w:t xml:space="preserve">Python 3.9+ e Navegador Web subjacente do </w:t>
+      </w:r>
+      <w:proofErr w:type="spellStart"/>
+      <w:r>
+        <w:rPr>
+          <w:lang w:val="pt-BR"/>
+        </w:rPr>
+        <w:t>Playwright</w:t>
+      </w:r>
+      <w:proofErr w:type="spellEnd"/>
+      <w:r>
+        <w:rPr>
+          <w:lang w:val="pt-BR"/>
+        </w:rPr>
+        <w:t>.</w:t>
+      </w:r>
+    </w:p>
+    <w:p>
+      <w:pPr>
+        <w:pStyle w:val="PargrafodaLista"/>
+        <w:numPr>
           <w:ilvl w:val="0"/>
           <w:numId w:val="25"/>
         </w:numPr>
@@ -413,6 +1022,57 @@
           <w:lang w:val="pt-BR"/>
         </w:rPr>
         <w:t>Ferramentas</w:t>
+      </w:r>
+    </w:p>
+    <w:p>
+      <w:pPr>
+        <w:pStyle w:val="PargrafodaLista"/>
+        <w:numPr>
+          <w:ilvl w:val="1"/>
+          <w:numId w:val="25"/>
+        </w:numPr>
+      </w:pPr>
+      <w:proofErr w:type="spellStart"/>
+      <w:r>
+        <w:rPr>
+          <w:lang w:val="pt-BR"/>
+        </w:rPr>
+        <w:t>Playwright</w:t>
+      </w:r>
+      <w:proofErr w:type="spellEnd"/>
+      <w:r>
+        <w:rPr>
+          <w:lang w:val="pt-BR"/>
+        </w:rPr>
+        <w:t xml:space="preserve"> (para extração via UI Web Automation), </w:t>
+      </w:r>
+      <w:proofErr w:type="gramStart"/>
+      <w:r>
+        <w:rPr>
+          <w:lang w:val="pt-BR"/>
+        </w:rPr>
+        <w:t>Pandas</w:t>
+      </w:r>
+      <w:proofErr w:type="gramEnd"/>
+      <w:r>
+        <w:rPr>
+          <w:lang w:val="pt-BR"/>
+        </w:rPr>
+        <w:t xml:space="preserve"> e </w:t>
+      </w:r>
+      <w:proofErr w:type="spellStart"/>
+      <w:r>
+        <w:rPr>
+          <w:lang w:val="pt-BR"/>
+        </w:rPr>
+        <w:t>Matplotlib</w:t>
+      </w:r>
+      <w:proofErr w:type="spellEnd"/>
+      <w:r>
+        <w:rPr>
+          <w:lang w:val="pt-BR"/>
+        </w:rPr>
+        <w:t xml:space="preserve"> (para manipulação e visualização analítica).</w:t>
       </w:r>
     </w:p>
     <w:p>
@@ -443,6 +1103,179 @@
       <w:pPr>
         <w:pStyle w:val="PargrafodaLista"/>
         <w:numPr>
+          <w:ilvl w:val="1"/>
+          <w:numId w:val="26"/>
+        </w:numPr>
+        <w:rPr>
+          <w:lang w:val="pt-BR"/>
+        </w:rPr>
+      </w:pPr>
+      <w:r>
+        <w:rPr>
+          <w:lang w:val="pt-BR"/>
+        </w:rPr>
+        <w:t xml:space="preserve">   1. Instalar bibliotecas: </w:t>
+      </w:r>
+      <w:proofErr w:type="spellStart"/>
+      <w:r>
+        <w:rPr>
+          <w:lang w:val="pt-BR"/>
+        </w:rPr>
+        <w:t>pip</w:t>
+      </w:r>
+      <w:proofErr w:type="spellEnd"/>
+      <w:r>
+        <w:rPr>
+          <w:lang w:val="pt-BR"/>
+        </w:rPr>
+        <w:t xml:space="preserve"> </w:t>
+      </w:r>
+      <w:proofErr w:type="spellStart"/>
+      <w:r>
+        <w:rPr>
+          <w:lang w:val="pt-BR"/>
+        </w:rPr>
+        <w:t>install</w:t>
+      </w:r>
+      <w:proofErr w:type="spellEnd"/>
+      <w:r>
+        <w:rPr>
+          <w:lang w:val="pt-BR"/>
+        </w:rPr>
+        <w:t xml:space="preserve"> -r requirements.txt</w:t>
+      </w:r>
+    </w:p>
+    <w:p>
+      <w:pPr>
+        <w:pStyle w:val="PargrafodaLista"/>
+        <w:numPr>
+          <w:ilvl w:val="1"/>
+          <w:numId w:val="26"/>
+        </w:numPr>
+        <w:rPr>
+          <w:lang w:val="pt-BR"/>
+        </w:rPr>
+      </w:pPr>
+      <w:r>
+        <w:rPr>
+          <w:lang w:val="pt-BR"/>
+        </w:rPr>
+        <w:t xml:space="preserve">   2. Instalar binários do </w:t>
+      </w:r>
+      <w:proofErr w:type="spellStart"/>
+      <w:r>
+        <w:rPr>
+          <w:lang w:val="pt-BR"/>
+        </w:rPr>
+        <w:t>Playwright</w:t>
+      </w:r>
+      <w:proofErr w:type="spellEnd"/>
+      <w:r>
+        <w:rPr>
+          <w:lang w:val="pt-BR"/>
+        </w:rPr>
+        <w:t xml:space="preserve">: </w:t>
+      </w:r>
+      <w:proofErr w:type="spellStart"/>
+      <w:r>
+        <w:rPr>
+          <w:lang w:val="pt-BR"/>
+        </w:rPr>
+        <w:t>playwright</w:t>
+      </w:r>
+      <w:proofErr w:type="spellEnd"/>
+      <w:r>
+        <w:rPr>
+          <w:lang w:val="pt-BR"/>
+        </w:rPr>
+        <w:t xml:space="preserve"> </w:t>
+      </w:r>
+      <w:proofErr w:type="spellStart"/>
+      <w:r>
+        <w:rPr>
+          <w:lang w:val="pt-BR"/>
+        </w:rPr>
+        <w:t>install</w:t>
+      </w:r>
+      <w:proofErr w:type="spellEnd"/>
+    </w:p>
+    <w:p>
+      <w:pPr>
+        <w:pStyle w:val="PargrafodaLista"/>
+        <w:numPr>
+          <w:ilvl w:val="1"/>
+          <w:numId w:val="26"/>
+        </w:numPr>
+        <w:rPr>
+          <w:lang w:val="pt-BR"/>
+        </w:rPr>
+      </w:pPr>
+      <w:r>
+        <w:rPr>
+          <w:lang w:val="pt-BR"/>
+        </w:rPr>
+        <w:t xml:space="preserve">   3. Rodar a extração na web: </w:t>
+      </w:r>
+      <w:proofErr w:type="spellStart"/>
+      <w:r>
+        <w:rPr>
+          <w:lang w:val="pt-BR"/>
+        </w:rPr>
+        <w:t>python</w:t>
+      </w:r>
+      <w:proofErr w:type="spellEnd"/>
+      <w:r>
+        <w:rPr>
+          <w:lang w:val="pt-BR"/>
+        </w:rPr>
+        <w:t xml:space="preserve"> src/download_dados.py</w:t>
+      </w:r>
+    </w:p>
+    <w:p>
+      <w:pPr>
+        <w:pStyle w:val="PargrafodaLista"/>
+        <w:numPr>
+          <w:ilvl w:val="1"/>
+          <w:numId w:val="26"/>
+        </w:numPr>
+        <w:rPr>
+          <w:lang w:val="pt-BR"/>
+        </w:rPr>
+      </w:pPr>
+      <w:r>
+        <w:rPr>
+          <w:lang w:val="pt-BR"/>
+        </w:rPr>
+        <w:t xml:space="preserve">   4. Rodar o tratamento e geração de gráfico: </w:t>
+      </w:r>
+      <w:proofErr w:type="spellStart"/>
+      <w:r>
+        <w:rPr>
+          <w:lang w:val="pt-BR"/>
+        </w:rPr>
+        <w:t>python</w:t>
+      </w:r>
+      <w:proofErr w:type="spellEnd"/>
+      <w:r>
+        <w:rPr>
+          <w:lang w:val="pt-BR"/>
+        </w:rPr>
+        <w:t xml:space="preserve"> src/main.py</w:t>
+      </w:r>
+    </w:p>
+    <w:p>
+      <w:pPr>
+        <w:pStyle w:val="PargrafodaLista"/>
+        <w:ind w:left="1440"/>
+        <w:rPr>
+          <w:lang w:val="pt-BR"/>
+        </w:rPr>
+      </w:pPr>
+    </w:p>
+    <w:p>
+      <w:pPr>
+        <w:pStyle w:val="PargrafodaLista"/>
+        <w:numPr>
           <w:ilvl w:val="0"/>
           <w:numId w:val="26"/>
         </w:numPr>
@@ -455,6 +1288,24 @@
           <w:lang w:val="pt-BR"/>
         </w:rPr>
         <w:t>Exemplos de uso</w:t>
+      </w:r>
+    </w:p>
+    <w:p>
+      <w:pPr>
+        <w:pStyle w:val="PargrafodaLista"/>
+        <w:numPr>
+          <w:ilvl w:val="1"/>
+          <w:numId w:val="26"/>
+        </w:numPr>
+        <w:rPr>
+          <w:lang w:val="pt-BR"/>
+        </w:rPr>
+      </w:pPr>
+      <w:r>
+        <w:rPr>
+          <w:lang w:val="pt-BR"/>
+        </w:rPr>
+        <w:t>Executar o `main.py` lê os dados recém baixados e exibe no terminal a notificação: "RESUMO DAS QUEIMADAS", apontando o número de focos. O gráfico "grafico_focos_por_satelite.png" é automaticamente criado na pasta output/.</w:t>
       </w:r>
     </w:p>
     <w:p>
@@ -507,7 +1358,7 @@
       <w:pPr>
         <w:pStyle w:val="PargrafodaLista"/>
         <w:numPr>
-          <w:ilvl w:val="0"/>
+          <w:ilvl w:val="1"/>
           <w:numId w:val="27"/>
         </w:numPr>
         <w:rPr>
@@ -518,8 +1369,59 @@
         <w:rPr>
           <w:lang w:val="pt-BR"/>
         </w:rPr>
-        <w:t>O que poderia ser aprimorado?</w:t>
+        <w:t xml:space="preserve"> Por ser uma automação web fortemente </w:t>
       </w:r>
+      <w:proofErr w:type="spellStart"/>
+      <w:r>
+        <w:rPr>
+          <w:lang w:val="pt-BR"/>
+        </w:rPr>
+        <w:t>tipada</w:t>
+      </w:r>
+      <w:proofErr w:type="spellEnd"/>
+      <w:r>
+        <w:rPr>
+          <w:lang w:val="pt-BR"/>
+        </w:rPr>
+        <w:t xml:space="preserve"> nos atributos dos componentes HTML do site, qualquer mudança profunda da interface ou quebra de seletores pela equipe de </w:t>
+      </w:r>
+      <w:proofErr w:type="spellStart"/>
+      <w:r>
+        <w:rPr>
+          <w:lang w:val="pt-BR"/>
+        </w:rPr>
+        <w:t>dev</w:t>
+      </w:r>
+      <w:proofErr w:type="spellEnd"/>
+      <w:r>
+        <w:rPr>
+          <w:lang w:val="pt-BR"/>
+        </w:rPr>
+        <w:t xml:space="preserve"> do </w:t>
+      </w:r>
+      <w:proofErr w:type="spellStart"/>
+      <w:r>
+        <w:rPr>
+          <w:lang w:val="pt-BR"/>
+        </w:rPr>
+        <w:t>TerraBrasilis</w:t>
+      </w:r>
+      <w:proofErr w:type="spellEnd"/>
+      <w:r>
+        <w:rPr>
+          <w:lang w:val="pt-BR"/>
+        </w:rPr>
+        <w:t xml:space="preserve"> pode exigir manutenção no seletor de extração do robô.</w:t>
+      </w:r>
+    </w:p>
+    <w:p>
+      <w:pPr>
+        <w:pStyle w:val="PargrafodaLista"/>
+        <w:ind w:left="1440"/>
+        <w:rPr>
+          <w:lang w:val="pt-BR"/>
+        </w:rPr>
+      </w:pPr>
     </w:p>
     <w:p>
       <w:pPr>
@@ -536,8 +1438,213 @@
         <w:rPr>
           <w:lang w:val="pt-BR"/>
         </w:rPr>
+        <w:t>O que poderia ser aprimorado?</w:t>
+      </w:r>
+    </w:p>
+    <w:p>
+      <w:pPr>
+        <w:pStyle w:val="PargrafodaLista"/>
+        <w:numPr>
+          <w:ilvl w:val="1"/>
+          <w:numId w:val="27"/>
+        </w:numPr>
+        <w:rPr>
+          <w:lang w:val="pt-BR"/>
+        </w:rPr>
+      </w:pPr>
+      <w:r>
+        <w:rPr>
+          <w:lang w:val="pt-BR"/>
+        </w:rPr>
+        <w:t xml:space="preserve">Integrar as duas etapas em uma DAG automática (usando um </w:t>
+      </w:r>
+      <w:proofErr w:type="spellStart"/>
+      <w:r>
+        <w:rPr>
+          <w:lang w:val="pt-BR"/>
+        </w:rPr>
+        <w:t>agendador</w:t>
+      </w:r>
+      <w:proofErr w:type="spellEnd"/>
+      <w:r>
+        <w:rPr>
+          <w:lang w:val="pt-BR"/>
+        </w:rPr>
+        <w:t xml:space="preserve"> Windows ou CRON) rodando uma vez pela manhã diariamente. Pode-se também usar o "</w:t>
+      </w:r>
+      <w:proofErr w:type="spellStart"/>
+      <w:r>
+        <w:rPr>
+          <w:lang w:val="pt-BR"/>
+        </w:rPr>
+        <w:t>BotCity</w:t>
+      </w:r>
+      <w:proofErr w:type="spellEnd"/>
+      <w:r>
+        <w:rPr>
+          <w:lang w:val="pt-BR"/>
+        </w:rPr>
+        <w:t>" ou biblioteca SMTP (</w:t>
+      </w:r>
+      <w:proofErr w:type="spellStart"/>
+      <w:r>
+        <w:rPr>
+          <w:lang w:val="pt-BR"/>
+        </w:rPr>
+        <w:t>yagmail</w:t>
+      </w:r>
+      <w:proofErr w:type="spellEnd"/>
+      <w:r>
+        <w:rPr>
+          <w:lang w:val="pt-BR"/>
+        </w:rPr>
+        <w:t>) para o próprio robô enviar o CSV limpo e o PNG atrelados em um e-mail automaticamente de relatório matinal.</w:t>
+      </w:r>
+    </w:p>
+    <w:p>
+      <w:pPr>
+        <w:pStyle w:val="PargrafodaLista"/>
+        <w:ind w:left="1440"/>
+        <w:rPr>
+          <w:lang w:val="pt-BR"/>
+        </w:rPr>
+      </w:pPr>
+    </w:p>
+    <w:p>
+      <w:pPr>
+        <w:pStyle w:val="PargrafodaLista"/>
+        <w:numPr>
+          <w:ilvl w:val="0"/>
+          <w:numId w:val="27"/>
+        </w:numPr>
+        <w:rPr>
+          <w:lang w:val="pt-BR"/>
+        </w:rPr>
+      </w:pPr>
+      <w:r>
+        <w:rPr>
+          <w:lang w:val="pt-BR"/>
+        </w:rPr>
         <w:t>Possíveis extensões do projeto</w:t>
       </w:r>
+    </w:p>
+    <w:p>
+      <w:pPr>
+        <w:pStyle w:val="PargrafodaLista"/>
+        <w:numPr>
+          <w:ilvl w:val="1"/>
+          <w:numId w:val="27"/>
+        </w:numPr>
+        <w:rPr>
+          <w:lang w:val="pt-BR"/>
+        </w:rPr>
+      </w:pPr>
+      <w:r>
+        <w:rPr>
+          <w:lang w:val="pt-BR"/>
+        </w:rPr>
+        <w:t xml:space="preserve">Possíveis extensões do projeto: Armazenar os logs dos dados diários consolidados em um banco de dados leve como </w:t>
+      </w:r>
+      <w:proofErr w:type="spellStart"/>
+      <w:r>
+        <w:rPr>
+          <w:lang w:val="pt-BR"/>
+        </w:rPr>
+        <w:t>SQLite</w:t>
+      </w:r>
+      <w:proofErr w:type="spellEnd"/>
+      <w:r>
+        <w:rPr>
+          <w:lang w:val="pt-BR"/>
+        </w:rPr>
+        <w:t xml:space="preserve"> ou </w:t>
+      </w:r>
+      <w:proofErr w:type="spellStart"/>
+      <w:r>
+        <w:rPr>
+          <w:lang w:val="pt-BR"/>
+        </w:rPr>
+        <w:t>DuckDB</w:t>
+      </w:r>
+      <w:proofErr w:type="spellEnd"/>
+      <w:r>
+        <w:rPr>
+          <w:lang w:val="pt-BR"/>
+        </w:rPr>
+        <w:t xml:space="preserve">. Integrar uma interface </w:t>
+      </w:r>
+      <w:proofErr w:type="spellStart"/>
+      <w:r>
+        <w:rPr>
+          <w:lang w:val="pt-BR"/>
+        </w:rPr>
+        <w:t>Dashboard</w:t>
+      </w:r>
+      <w:proofErr w:type="spellEnd"/>
+      <w:r>
+        <w:rPr>
+          <w:lang w:val="pt-BR"/>
+        </w:rPr>
+        <w:t xml:space="preserve"> utilizando </w:t>
+      </w:r>
+      <w:proofErr w:type="spellStart"/>
+      <w:r>
+        <w:rPr>
+          <w:lang w:val="pt-BR"/>
+        </w:rPr>
+        <w:t>Streamlit</w:t>
+      </w:r>
+      <w:proofErr w:type="spellEnd"/>
+      <w:r>
+        <w:rPr>
+          <w:lang w:val="pt-BR"/>
+        </w:rPr>
+        <w:t xml:space="preserve"> para visualizar um mapa de calor das coordenadas (</w:t>
+      </w:r>
+      <w:proofErr w:type="spellStart"/>
+      <w:r>
+        <w:rPr>
+          <w:lang w:val="pt-BR"/>
+        </w:rPr>
+        <w:t>Lat</w:t>
+      </w:r>
+      <w:proofErr w:type="spellEnd"/>
+      <w:r>
+        <w:rPr>
+          <w:lang w:val="pt-BR"/>
+        </w:rPr>
+        <w:t>/</w:t>
+      </w:r>
+      <w:proofErr w:type="spellStart"/>
+      <w:r>
+        <w:rPr>
+          <w:lang w:val="pt-BR"/>
+        </w:rPr>
+        <w:t>Lon</w:t>
+      </w:r>
+      <w:proofErr w:type="spellEnd"/>
+      <w:r>
+        <w:rPr>
+          <w:lang w:val="pt-BR"/>
+        </w:rPr>
+        <w:t>) onde os pontos críticos estão ocorrendo no dia.</w:t>
+      </w:r>
+    </w:p>
+    <w:p>
+      <w:pPr>
+        <w:pStyle w:val="PargrafodaLista"/>
+        <w:rPr>
+          <w:lang w:val="pt-BR"/>
+        </w:rPr>
+      </w:pPr>
+    </w:p>
+    <w:p>
+      <w:pPr>
+        <w:pStyle w:val="PargrafodaLista"/>
+        <w:rPr>
+          <w:lang w:val="pt-BR"/>
+        </w:rPr>
+      </w:pPr>
     </w:p>
     <w:p>
       <w:pPr>
@@ -564,6 +1671,7 @@
           <w:bCs/>
           <w:lang w:val="pt-BR"/>
         </w:rPr>
+        <w:lastRenderedPageBreak/>
         <w:t>Repositório</w:t>
       </w:r>
     </w:p>
@@ -584,16 +1692,56 @@
         </w:rPr>
         <w:t>Link GitHub</w:t>
       </w:r>
+    </w:p>
+    <w:p>
+      <w:pPr>
+        <w:pStyle w:val="PargrafodaLista"/>
+        <w:numPr>
+          <w:ilvl w:val="1"/>
+          <w:numId w:val="28"/>
+        </w:numPr>
+        <w:rPr>
+          <w:lang w:val="pt-BR"/>
+        </w:rPr>
+      </w:pPr>
       <w:r>
         <w:rPr>
           <w:lang w:val="pt-BR"/>
         </w:rPr>
-        <w:br/>
+        <w:t>https://github.com/biinahc/monitoramento_queimadas</w:t>
       </w:r>
+    </w:p>
+    <w:p>
+      <w:pPr>
+        <w:rPr>
+          <w:lang w:val="pt-BR"/>
+        </w:rPr>
+      </w:pPr>
+    </w:p>
+    <w:p>
+      <w:pPr>
+        <w:rPr>
+          <w:lang w:val="pt-BR"/>
+        </w:rPr>
+      </w:pPr>
+    </w:p>
+    <w:p>
+      <w:pPr>
+        <w:pStyle w:val="NormalWeb"/>
+      </w:pPr>
+    </w:p>
+    <w:p>
+      <w:pPr>
+        <w:rPr>
+          <w:lang w:val="pt-BR"/>
+        </w:rPr>
+      </w:pPr>
+      <w:bookmarkStart w:id="0" w:name="_GoBack"/>
+      <w:bookmarkEnd w:id="0"/>
     </w:p>
     <w:sectPr>
       <w:pgSz w:w="12240" w:h="15840"/>
-      <w:pgMar w:top="1440" w:right="1800" w:bottom="1440" w:left="1800" w:header="720" w:footer="720" w:gutter="0"/>
+      <w:pgMar w:top="1276" w:right="1800" w:bottom="1440" w:left="1800" w:header="720" w:footer="720" w:gutter="0"/>
       <w:cols w:space="720"/>
       <w:docGrid w:linePitch="360"/>
     </w:sectPr>
@@ -602,7 +1750,7 @@
 </file>
 
 <file path=word/numbering.xml><?xml version="1.0" encoding="utf-8"?>
-<w:numbering xmlns:wpc="http://schemas.microsoft.com/office/word/2010/wordprocessingCanvas" xmlns:cx="http://schemas.microsoft.com/office/drawing/2014/chartex" xmlns:cx1="http://schemas.microsoft.com/office/drawing/2015/9/8/chartex" xmlns:cx2="http://schemas.microsoft.com/office/drawing/2015/10/21/chartex" xmlns:cx3="http://schemas.microsoft.com/office/drawing/2016/5/9/chartex" xmlns:cx4="http://schemas.microsoft.com/office/drawing/2016/5/10/chartex" xmlns:cx5="http://schemas.microsoft.com/office/drawing/2016/5/11/chartex" xmlns:cx6="http://schemas.microsoft.com/office/drawing/2016/5/12/chartex" xmlns:cx7="http://schemas.microsoft.com/office/drawing/2016/5/13/chartex" xmlns:cx8="http://schemas.microsoft.com/office/drawing/2016/5/14/chartex" xmlns:mc="http://schemas.openxmlformats.org/markup-compatibility/2006" xmlns:aink="http://schemas.microsoft.com/office/drawing/2016/ink" xmlns:am3d="http://schemas.microsoft.com/office/drawing/2017/model3d" xmlns:o="urn:schemas-microsoft-com:office:office" xmlns:oel="http://schemas.microsoft.com/office/2019/extlst" xmlns:r="http://schemas.openxmlformats.org/officeDocument/2006/relationships" xmlns:m="http://schemas.openxmlformats.org/officeDocument/2006/math" xmlns:v="urn:schemas-microsoft-com:vml" xmlns:wp14="http://schemas.microsoft.com/office/word/2010/wordprocessingDrawing" xmlns:wp="http://schemas.openxmlformats.org/drawingml/2006/wordprocessingDrawing" xmlns:w10="urn:schemas-microsoft-com:office:word" xmlns:w="http://schemas.openxmlformats.org/wordprocessingml/2006/main" xmlns:w14="http://schemas.microsoft.com/office/word/2010/wordml" xmlns:w15="http://schemas.microsoft.com/office/word/2012/wordml" xmlns:w16cex="http://schemas.microsoft.com/office/word/2018/wordml/cex" xmlns:w16cid="http://schemas.microsoft.com/office/word/2016/wordml/cid" xmlns:w16="http://schemas.microsoft.com/office/word/2018/wordml" xmlns:w16du="http://schemas.microsoft.com/office/word/2023/wordml/word16du" xmlns:w16sdtdh="http://schemas.microsoft.com/office/word/2020/wordml/sdtdatahash" xmlns:w16sdtfl="http://schemas.microsoft.com/office/word/2024/wordml/sdtformatlock" xmlns:w16se="http://schemas.microsoft.com/office/word/2015/wordml/symex" xmlns:wpg="http://schemas.microsoft.com/office/word/2010/wordprocessingGroup" xmlns:wpi="http://schemas.microsoft.com/office/word/2010/wordprocessingInk" xmlns:wne="http://schemas.microsoft.com/office/word/2006/wordml" xmlns:wps="http://schemas.microsoft.com/office/word/2010/wordprocessingShape" mc:Ignorable="w14 w15 w16se w16cid w16 w16cex w16sdtdh w16sdtfl w16du wp14">
+<w:numbering xmlns:wpc="http://schemas.microsoft.com/office/word/2010/wordprocessingCanvas" xmlns:cx="http://schemas.microsoft.com/office/drawing/2014/chartex" xmlns:mc="http://schemas.openxmlformats.org/markup-compatibility/2006" xmlns:o="urn:schemas-microsoft-com:office:office" xmlns:r="http://schemas.openxmlformats.org/officeDocument/2006/relationships" xmlns:m="http://schemas.openxmlformats.org/officeDocument/2006/math" xmlns:v="urn:schemas-microsoft-com:vml" xmlns:wp14="http://schemas.microsoft.com/office/word/2010/wordprocessingDrawing" xmlns:wp="http://schemas.openxmlformats.org/drawingml/2006/wordprocessingDrawing" xmlns:w10="urn:schemas-microsoft-com:office:word" xmlns:w="http://schemas.openxmlformats.org/wordprocessingml/2006/main" xmlns:w14="http://schemas.microsoft.com/office/word/2010/wordml" xmlns:w15="http://schemas.microsoft.com/office/word/2012/wordml" xmlns:w16se="http://schemas.microsoft.com/office/word/2015/wordml/symex" xmlns:wpg="http://schemas.microsoft.com/office/word/2010/wordprocessingGroup" xmlns:wpi="http://schemas.microsoft.com/office/word/2010/wordprocessingInk" xmlns:wne="http://schemas.microsoft.com/office/word/2006/wordml" xmlns:wps="http://schemas.microsoft.com/office/word/2010/wordprocessingShape" mc:Ignorable="w14 w15 w16se wp14">
   <w:abstractNum w:abstractNumId="0" w15:restartNumberingAfterBreak="0">
     <w:nsid w:val="FFFFFF7C"/>
     <w:multiLevelType w:val="singleLevel"/>
@@ -882,7 +2030,7 @@
         <w:rFonts w:ascii="Wingdings" w:hAnsi="Wingdings" w:hint="default"/>
       </w:rPr>
     </w:lvl>
-    <w:lvl w:ilvl="1" w:tplc="04160003" w:tentative="1">
+    <w:lvl w:ilvl="1" w:tplc="04160003">
       <w:start w:val="1"/>
       <w:numFmt w:val="bullet"/>
       <w:lvlText w:val="o"/>
@@ -1283,7 +2431,7 @@
         <w:rFonts w:ascii="Wingdings" w:hAnsi="Wingdings" w:hint="default"/>
       </w:rPr>
     </w:lvl>
-    <w:lvl w:ilvl="1" w:tplc="04160003" w:tentative="1">
+    <w:lvl w:ilvl="1" w:tplc="04160003">
       <w:start w:val="1"/>
       <w:numFmt w:val="bullet"/>
       <w:lvlText w:val="o"/>
@@ -1396,7 +2544,7 @@
         <w:rFonts w:ascii="Wingdings" w:hAnsi="Wingdings" w:hint="default"/>
       </w:rPr>
     </w:lvl>
-    <w:lvl w:ilvl="1" w:tplc="04160003" w:tentative="1">
+    <w:lvl w:ilvl="1" w:tplc="04160003">
       <w:start w:val="1"/>
       <w:numFmt w:val="bullet"/>
       <w:lvlText w:val="o"/>
@@ -1509,7 +2657,7 @@
         <w:rFonts w:ascii="Wingdings" w:hAnsi="Wingdings" w:hint="default"/>
       </w:rPr>
     </w:lvl>
-    <w:lvl w:ilvl="1" w:tplc="04160003" w:tentative="1">
+    <w:lvl w:ilvl="1" w:tplc="04160003">
       <w:start w:val="1"/>
       <w:numFmt w:val="bullet"/>
       <w:lvlText w:val="o"/>
@@ -1824,7 +2972,7 @@
         <w:rFonts w:ascii="Wingdings" w:hAnsi="Wingdings" w:hint="default"/>
       </w:rPr>
     </w:lvl>
-    <w:lvl w:ilvl="1" w:tplc="04160003" w:tentative="1">
+    <w:lvl w:ilvl="1" w:tplc="04160003">
       <w:start w:val="1"/>
       <w:numFmt w:val="bullet"/>
       <w:lvlText w:val="o"/>
@@ -2344,7 +3492,7 @@
         <w:rFonts w:ascii="Wingdings" w:hAnsi="Wingdings" w:hint="default"/>
       </w:rPr>
     </w:lvl>
-    <w:lvl w:ilvl="1" w:tplc="04160003" w:tentative="1">
+    <w:lvl w:ilvl="1" w:tplc="04160003">
       <w:start w:val="1"/>
       <w:numFmt w:val="bullet"/>
       <w:lvlText w:val="o"/>
@@ -2753,95 +3901,95 @@
       </w:rPr>
     </w:lvl>
   </w:abstractNum>
-  <w:num w:numId="1" w16cid:durableId="210120742">
+  <w:num w:numId="1">
     <w:abstractNumId w:val="8"/>
   </w:num>
-  <w:num w:numId="2" w16cid:durableId="1274706156">
+  <w:num w:numId="2">
     <w:abstractNumId w:val="6"/>
   </w:num>
-  <w:num w:numId="3" w16cid:durableId="487672551">
+  <w:num w:numId="3">
     <w:abstractNumId w:val="5"/>
   </w:num>
-  <w:num w:numId="4" w16cid:durableId="1235971618">
+  <w:num w:numId="4">
     <w:abstractNumId w:val="4"/>
   </w:num>
-  <w:num w:numId="5" w16cid:durableId="613638964">
+  <w:num w:numId="5">
     <w:abstractNumId w:val="7"/>
   </w:num>
-  <w:num w:numId="6" w16cid:durableId="238448322">
+  <w:num w:numId="6">
     <w:abstractNumId w:val="3"/>
   </w:num>
-  <w:num w:numId="7" w16cid:durableId="495997984">
+  <w:num w:numId="7">
     <w:abstractNumId w:val="2"/>
   </w:num>
-  <w:num w:numId="8" w16cid:durableId="334000781">
+  <w:num w:numId="8">
     <w:abstractNumId w:val="1"/>
   </w:num>
-  <w:num w:numId="9" w16cid:durableId="1893732190">
+  <w:num w:numId="9">
     <w:abstractNumId w:val="0"/>
   </w:num>
-  <w:num w:numId="10" w16cid:durableId="1121729992">
+  <w:num w:numId="10">
     <w:abstractNumId w:val="23"/>
   </w:num>
-  <w:num w:numId="11" w16cid:durableId="901716409">
+  <w:num w:numId="11">
     <w:abstractNumId w:val="26"/>
   </w:num>
-  <w:num w:numId="12" w16cid:durableId="549003623">
+  <w:num w:numId="12">
     <w:abstractNumId w:val="12"/>
   </w:num>
-  <w:num w:numId="13" w16cid:durableId="1339187097">
+  <w:num w:numId="13">
     <w:abstractNumId w:val="9"/>
   </w:num>
-  <w:num w:numId="14" w16cid:durableId="1662199072">
+  <w:num w:numId="14">
     <w:abstractNumId w:val="25"/>
   </w:num>
-  <w:num w:numId="15" w16cid:durableId="760837901">
+  <w:num w:numId="15">
     <w:abstractNumId w:val="11"/>
   </w:num>
-  <w:num w:numId="16" w16cid:durableId="1546942480">
+  <w:num w:numId="16">
     <w:abstractNumId w:val="17"/>
   </w:num>
-  <w:num w:numId="17" w16cid:durableId="647512566">
+  <w:num w:numId="17">
     <w:abstractNumId w:val="18"/>
   </w:num>
-  <w:num w:numId="18" w16cid:durableId="1050495521">
+  <w:num w:numId="18">
     <w:abstractNumId w:val="13"/>
   </w:num>
-  <w:num w:numId="19" w16cid:durableId="715936519">
+  <w:num w:numId="19">
     <w:abstractNumId w:val="27"/>
   </w:num>
-  <w:num w:numId="20" w16cid:durableId="719745139">
+  <w:num w:numId="20">
     <w:abstractNumId w:val="21"/>
   </w:num>
-  <w:num w:numId="21" w16cid:durableId="455217822">
+  <w:num w:numId="21">
     <w:abstractNumId w:val="20"/>
   </w:num>
-  <w:num w:numId="22" w16cid:durableId="377975210">
+  <w:num w:numId="22">
     <w:abstractNumId w:val="22"/>
   </w:num>
-  <w:num w:numId="23" w16cid:durableId="676003906">
+  <w:num w:numId="23">
     <w:abstractNumId w:val="10"/>
   </w:num>
-  <w:num w:numId="24" w16cid:durableId="649212772">
+  <w:num w:numId="24">
     <w:abstractNumId w:val="15"/>
   </w:num>
-  <w:num w:numId="25" w16cid:durableId="713580262">
+  <w:num w:numId="25">
     <w:abstractNumId w:val="24"/>
   </w:num>
-  <w:num w:numId="26" w16cid:durableId="2096045466">
+  <w:num w:numId="26">
     <w:abstractNumId w:val="19"/>
   </w:num>
-  <w:num w:numId="27" w16cid:durableId="122776931">
+  <w:num w:numId="27">
     <w:abstractNumId w:val="16"/>
   </w:num>
-  <w:num w:numId="28" w16cid:durableId="573320802">
+  <w:num w:numId="28">
     <w:abstractNumId w:val="14"/>
   </w:num>
 </w:numbering>
 </file>
 
 <file path=word/styles.xml><?xml version="1.0" encoding="utf-8"?>
-<w:styles xmlns:mc="http://schemas.openxmlformats.org/markup-compatibility/2006" xmlns:r="http://schemas.openxmlformats.org/officeDocument/2006/relationships" xmlns:w="http://schemas.openxmlformats.org/wordprocessingml/2006/main" xmlns:w14="http://schemas.microsoft.com/office/word/2010/wordml" xmlns:w15="http://schemas.microsoft.com/office/word/2012/wordml" xmlns:w16cex="http://schemas.microsoft.com/office/word/2018/wordml/cex" xmlns:w16cid="http://schemas.microsoft.com/office/word/2016/wordml/cid" xmlns:w16="http://schemas.microsoft.com/office/word/2018/wordml" xmlns:w16du="http://schemas.microsoft.com/office/word/2023/wordml/word16du" xmlns:w16sdtdh="http://schemas.microsoft.com/office/word/2020/wordml/sdtdatahash" xmlns:w16sdtfl="http://schemas.microsoft.com/office/word/2024/wordml/sdtformatlock" xmlns:w16se="http://schemas.microsoft.com/office/word/2015/wordml/symex" mc:Ignorable="w14 w15 w16se w16cid w16 w16cex w16sdtdh w16sdtfl w16du">
+<w:styles xmlns:mc="http://schemas.openxmlformats.org/markup-compatibility/2006" xmlns:r="http://schemas.openxmlformats.org/officeDocument/2006/relationships" xmlns:w="http://schemas.openxmlformats.org/wordprocessingml/2006/main" xmlns:w14="http://schemas.microsoft.com/office/word/2010/wordml" xmlns:w15="http://schemas.microsoft.com/office/word/2012/wordml" xmlns:w16se="http://schemas.microsoft.com/office/word/2015/wordml/symex" mc:Ignorable="w14 w15 w16se">
   <w:docDefaults>
     <w:rPrDefault>
       <w:rPr>
@@ -2857,7 +4005,7 @@
       </w:pPr>
     </w:pPrDefault>
   </w:docDefaults>
-  <w:latentStyles w:defLockedState="0" w:defUIPriority="99" w:defSemiHidden="0" w:defUnhideWhenUsed="0" w:defQFormat="0" w:count="376">
+  <w:latentStyles w:defLockedState="0" w:defUIPriority="99" w:defSemiHidden="0" w:defUnhideWhenUsed="0" w:defQFormat="0" w:count="371">
     <w:lsdException w:name="Normal" w:uiPriority="0" w:qFormat="1"/>
     <w:lsdException w:name="heading 1" w:uiPriority="9" w:qFormat="1"/>
     <w:lsdException w:name="heading 2" w:semiHidden="1" w:uiPriority="9" w:unhideWhenUsed="1" w:qFormat="1"/>
@@ -3220,11 +4368,6 @@
     <w:lsdException w:name="List Table 5 Dark Accent 6" w:uiPriority="50"/>
     <w:lsdException w:name="List Table 6 Colorful Accent 6" w:uiPriority="51"/>
     <w:lsdException w:name="List Table 7 Colorful Accent 6" w:uiPriority="52"/>
-    <w:lsdException w:name="Mention" w:semiHidden="1" w:unhideWhenUsed="1"/>
-    <w:lsdException w:name="Smart Hyperlink" w:semiHidden="1" w:unhideWhenUsed="1"/>
-    <w:lsdException w:name="Hashtag" w:semiHidden="1" w:unhideWhenUsed="1"/>
-    <w:lsdException w:name="Unresolved Mention" w:semiHidden="1" w:unhideWhenUsed="1"/>
-    <w:lsdException w:name="Smart Link" w:semiHidden="1" w:unhideWhenUsed="1"/>
   </w:latentStyles>
   <w:style w:type="paragraph" w:default="1" w:styleId="Normal">
     <w:name w:val="Normal"/>
@@ -14219,6 +15362,23 @@
         <w:shd w:val="clear" w:color="auto" w:fill="FBCAA2" w:themeFill="accent6" w:themeFillTint="7F"/>
       </w:tcPr>
     </w:tblStylePr>
+  </w:style>
+  <w:style w:type="paragraph" w:styleId="NormalWeb">
+    <w:name w:val="Normal (Web)"/>
+    <w:basedOn w:val="Normal"/>
+    <w:uiPriority w:val="99"/>
+    <w:semiHidden/>
+    <w:unhideWhenUsed/>
+    <w:rsid w:val="00EA22BC"/>
+    <w:pPr>
+      <w:spacing w:before="100" w:beforeAutospacing="1" w:after="100" w:afterAutospacing="1" w:line="240" w:lineRule="auto"/>
+    </w:pPr>
+    <w:rPr>
+      <w:rFonts w:ascii="Times New Roman" w:eastAsia="Times New Roman" w:hAnsi="Times New Roman" w:cs="Times New Roman"/>
+      <w:sz w:val="24"/>
+      <w:szCs w:val="24"/>
+      <w:lang w:val="pt-BR" w:eastAsia="pt-BR"/>
+    </w:rPr>
   </w:style>
 </w:styles>
 </file>
@@ -14548,7 +15708,7 @@
 </file>
 
 <file path=customXml/itemProps1.xml><?xml version="1.0" encoding="utf-8"?>
-<ds:datastoreItem xmlns:ds="http://schemas.openxmlformats.org/officeDocument/2006/customXml" ds:itemID="{EF278816-EC6F-A645-907D-7F25AECB1D4A}">
+<ds:datastoreItem xmlns:ds="http://schemas.openxmlformats.org/officeDocument/2006/customXml" ds:itemID="{7B0FADDC-7B0C-4B7E-AEF3-321E9088DCCC}">
   <ds:schemaRefs>
     <ds:schemaRef ds:uri="http://schemas.openxmlformats.org/officeDocument/2006/bibliography"/>
   </ds:schemaRefs>

--- a/Sabrina Caldas - Template_Relatorio.docx
+++ b/Sabrina Caldas - Template_Relatorio.docx
@@ -1,6 +1,6 @@
 
 <file path=word/document.xml><?xml version="1.0" encoding="utf-8"?>
-<w:document xmlns:wpc="http://schemas.microsoft.com/office/word/2010/wordprocessingCanvas" xmlns:cx="http://schemas.microsoft.com/office/drawing/2014/chartex" xmlns:mc="http://schemas.openxmlformats.org/markup-compatibility/2006" xmlns:o="urn:schemas-microsoft-com:office:office" xmlns:r="http://schemas.openxmlformats.org/officeDocument/2006/relationships" xmlns:m="http://schemas.openxmlformats.org/officeDocument/2006/math" xmlns:v="urn:schemas-microsoft-com:vml" xmlns:wp14="http://schemas.microsoft.com/office/word/2010/wordprocessingDrawing" xmlns:wp="http://schemas.openxmlformats.org/drawingml/2006/wordprocessingDrawing" xmlns:w10="urn:schemas-microsoft-com:office:word" xmlns:w="http://schemas.openxmlformats.org/wordprocessingml/2006/main" xmlns:w14="http://schemas.microsoft.com/office/word/2010/wordml" xmlns:w15="http://schemas.microsoft.com/office/word/2012/wordml" xmlns:w16se="http://schemas.microsoft.com/office/word/2015/wordml/symex" xmlns:wpg="http://schemas.microsoft.com/office/word/2010/wordprocessingGroup" xmlns:wpi="http://schemas.microsoft.com/office/word/2010/wordprocessingInk" xmlns:wne="http://schemas.microsoft.com/office/word/2006/wordml" xmlns:wps="http://schemas.microsoft.com/office/word/2010/wordprocessingShape" mc:Ignorable="w14 w15 w16se wp14">
+<w:document xmlns:wpc="http://schemas.microsoft.com/office/word/2010/wordprocessingCanvas" xmlns:cx="http://schemas.microsoft.com/office/drawing/2014/chartex" xmlns:cx1="http://schemas.microsoft.com/office/drawing/2015/9/8/chartex" xmlns:cx2="http://schemas.microsoft.com/office/drawing/2015/10/21/chartex" xmlns:cx3="http://schemas.microsoft.com/office/drawing/2016/5/9/chartex" xmlns:cx4="http://schemas.microsoft.com/office/drawing/2016/5/10/chartex" xmlns:cx5="http://schemas.microsoft.com/office/drawing/2016/5/11/chartex" xmlns:cx6="http://schemas.microsoft.com/office/drawing/2016/5/12/chartex" xmlns:cx7="http://schemas.microsoft.com/office/drawing/2016/5/13/chartex" xmlns:cx8="http://schemas.microsoft.com/office/drawing/2016/5/14/chartex" xmlns:mc="http://schemas.openxmlformats.org/markup-compatibility/2006" xmlns:aink="http://schemas.microsoft.com/office/drawing/2016/ink" xmlns:am3d="http://schemas.microsoft.com/office/drawing/2017/model3d" xmlns:o="urn:schemas-microsoft-com:office:office" xmlns:oel="http://schemas.microsoft.com/office/2019/extlst" xmlns:r="http://schemas.openxmlformats.org/officeDocument/2006/relationships" xmlns:m="http://schemas.openxmlformats.org/officeDocument/2006/math" xmlns:v="urn:schemas-microsoft-com:vml" xmlns:wp14="http://schemas.microsoft.com/office/word/2010/wordprocessingDrawing" xmlns:wp="http://schemas.openxmlformats.org/drawingml/2006/wordprocessingDrawing" xmlns:w10="urn:schemas-microsoft-com:office:word" xmlns:w="http://schemas.openxmlformats.org/wordprocessingml/2006/main" xmlns:w14="http://schemas.microsoft.com/office/word/2010/wordml" xmlns:w15="http://schemas.microsoft.com/office/word/2012/wordml" xmlns:w16cex="http://schemas.microsoft.com/office/word/2018/wordml/cex" xmlns:w16cid="http://schemas.microsoft.com/office/word/2016/wordml/cid" xmlns:w16="http://schemas.microsoft.com/office/word/2018/wordml" xmlns:w16sdtdh="http://schemas.microsoft.com/office/word/2020/wordml/sdtdatahash" xmlns:w16se="http://schemas.microsoft.com/office/word/2015/wordml/symex" xmlns:wpg="http://schemas.microsoft.com/office/word/2010/wordprocessingGroup" xmlns:wpi="http://schemas.microsoft.com/office/word/2010/wordprocessingInk" xmlns:wne="http://schemas.microsoft.com/office/word/2006/wordml" xmlns:wps="http://schemas.microsoft.com/office/word/2010/wordprocessingShape" mc:Ignorable="w14 w15 w16se w16cid w16 w16cex w16sdtdh wp14">
   <w:body>
     <w:p>
       <w:pPr>
@@ -260,13 +260,7 @@
         <w:rPr>
           <w:lang w:val="pt-BR"/>
         </w:rPr>
-        <w:t>C</w:t>
-      </w:r>
-      <w:r>
-        <w:rPr>
-          <w:lang w:val="pt-BR"/>
-        </w:rPr>
-        <w:t>ontexto</w:t>
+        <w:t>Contexto</w:t>
       </w:r>
     </w:p>
     <w:p>
@@ -355,15 +349,7 @@
           <w:bCs/>
           <w:lang w:val="pt-BR"/>
         </w:rPr>
-        <w:t>S</w:t>
-      </w:r>
-      <w:r>
-        <w:rPr>
-          <w:b/>
-          <w:bCs/>
-          <w:lang w:val="pt-BR"/>
-        </w:rPr>
-        <w:t>olução</w:t>
+        <w:t>Solução</w:t>
       </w:r>
       <w:r>
         <w:rPr>
@@ -427,21 +413,41 @@
         <w:rPr>
           <w:lang w:val="pt-BR"/>
         </w:rPr>
-        <w:t xml:space="preserve"> que realiza a navegação web simulando um humano. A segunda é um "Data Pipeline" utilizando Pandas para limpeza, transformações e extração de regras de negócios, aliado ao </w:t>
+        <w:t xml:space="preserve"> que realiza a navegação web simulando um humano. A segunda é um "Data Pipeline" utilizando Pandas para limpeza, transformações e extração de regras de negócios, </w:t>
+      </w:r>
+      <w:r>
+        <w:rPr>
+          <w:b/>
+          <w:bCs/>
+          <w:lang w:val="pt-BR"/>
+        </w:rPr>
+        <w:t xml:space="preserve">aliado à biblioteca </w:t>
       </w:r>
       <w:proofErr w:type="spellStart"/>
       <w:r>
         <w:rPr>
-          <w:lang w:val="pt-BR"/>
-        </w:rPr>
-        <w:t>Matplotlib</w:t>
+          <w:b/>
+          <w:bCs/>
+          <w:lang w:val="pt-BR"/>
+        </w:rPr>
+        <w:t>Folium</w:t>
       </w:r>
       <w:proofErr w:type="spellEnd"/>
       <w:r>
         <w:rPr>
-          <w:lang w:val="pt-BR"/>
-        </w:rPr>
-        <w:t xml:space="preserve"> para gerar o "Output Visual".</w:t>
+          <w:b/>
+          <w:bCs/>
+          <w:lang w:val="pt-BR"/>
+        </w:rPr>
+        <w:t xml:space="preserve"> para gerar mapas interativos como "Output Visua</w:t>
+      </w:r>
+      <w:r>
+        <w:rPr>
+          <w:b/>
+          <w:bCs/>
+          <w:lang w:val="pt-BR"/>
+        </w:rPr>
+        <w:t>l”.</w:t>
       </w:r>
     </w:p>
     <w:p>
@@ -471,18 +477,10 @@
           <w:lang w:val="pt-BR"/>
         </w:rPr>
       </w:pPr>
-    </w:p>
-    <w:p>
-      <w:pPr>
-        <w:rPr>
-          <w:lang w:val="pt-BR"/>
-        </w:rPr>
-      </w:pPr>
       <w:r>
         <w:rPr>
           <w:noProof/>
         </w:rPr>
-        <w:lastRenderedPageBreak/>
         <w:drawing>
           <wp:anchor distT="0" distB="0" distL="114300" distR="114300" simplePos="0" relativeHeight="251667968" behindDoc="1" locked="0" layoutInCell="1" allowOverlap="1" wp14:anchorId="0B251E1B" wp14:editId="26A2B195">
             <wp:simplePos x="0" y="0"/>
@@ -632,13 +630,7 @@
         <w:rPr>
           <w:lang w:val="pt-BR"/>
         </w:rPr>
-        <w:t>D</w:t>
-      </w:r>
-      <w:r>
-        <w:rPr>
-          <w:lang w:val="pt-BR"/>
-        </w:rPr>
-        <w:t>escrição da automação</w:t>
+        <w:t>Descrição da automação</w:t>
       </w:r>
     </w:p>
     <w:p>
@@ -656,7 +648,27 @@
         <w:rPr>
           <w:lang w:val="pt-BR"/>
         </w:rPr>
-        <w:t>Um robô em Python que utiliza automação de interface de usuário (Navegador) para efetuar o download das planilhas de ocorrências, extrai essas informações, normaliza e cria alertas de criticidade no console a depender do volume de focos, plotando também os resultados por satélite.</w:t>
+        <w:t>Um robô em Python que utiliza automação de interface de usuário (Navegador) para efetuar o download das planilhas de ocorrências, extrai essas informações, normaliza e cria alertas de criticidade no console a depender do volume de focos,</w:t>
+      </w:r>
+      <w:r>
+        <w:rPr>
+          <w:lang w:val="pt-BR"/>
+        </w:rPr>
+        <w:t> </w:t>
+      </w:r>
+      <w:r>
+        <w:rPr>
+          <w:b/>
+          <w:bCs/>
+          <w:lang w:val="pt-BR"/>
+        </w:rPr>
+        <w:t>criando também um mapa de calor interativo dos incêndios</w:t>
+      </w:r>
+      <w:r>
+        <w:rPr>
+          <w:lang w:val="pt-BR"/>
+        </w:rPr>
+        <w:t>.</w:t>
       </w:r>
     </w:p>
     <w:p>
@@ -701,21 +713,7 @@
         <w:rPr>
           <w:lang w:val="pt-BR"/>
         </w:rPr>
-        <w:t xml:space="preserve">Acessa o site oficial, imita cliques no </w:t>
-      </w:r>
-      <w:proofErr w:type="spellStart"/>
-      <w:r>
-        <w:rPr>
-          <w:lang w:val="pt-BR"/>
-        </w:rPr>
-        <w:t>card</w:t>
-      </w:r>
-      <w:proofErr w:type="spellEnd"/>
-      <w:r>
-        <w:rPr>
-          <w:lang w:val="pt-BR"/>
-        </w:rPr>
-        <w:t xml:space="preserve"> "Focos de Queimadas" e no </w:t>
+        <w:t xml:space="preserve">Acessa o site oficial, imita cliques no card "Focos de Queimadas" e no </w:t>
       </w:r>
       <w:proofErr w:type="spellStart"/>
       <w:r>
@@ -868,35 +866,71 @@
         <w:rPr>
           <w:lang w:val="pt-BR"/>
         </w:rPr>
-        <w:t xml:space="preserve"> -&gt; Saída: Arquivo CSV padronizado/limpo salvo localmente e um arquivo de imagem (.</w:t>
+        <w:t xml:space="preserve"> -&gt; Saída: </w:t>
+      </w:r>
+      <w:r>
+        <w:rPr>
+          <w:lang w:val="pt-BR"/>
+        </w:rPr>
+        <w:t>Arquivos CSV </w:t>
+      </w:r>
+      <w:r>
+        <w:rPr>
+          <w:b/>
+          <w:bCs/>
+          <w:lang w:val="pt-BR"/>
+        </w:rPr>
+        <w:t>e Excel (.</w:t>
       </w:r>
       <w:proofErr w:type="spellStart"/>
       <w:r>
         <w:rPr>
-          <w:lang w:val="pt-BR"/>
-        </w:rPr>
-        <w:t>png</w:t>
+          <w:b/>
+          <w:bCs/>
+          <w:lang w:val="pt-BR"/>
+        </w:rPr>
+        <w:t>xlsx</w:t>
       </w:r>
       <w:proofErr w:type="spellEnd"/>
       <w:r>
         <w:rPr>
-          <w:lang w:val="pt-BR"/>
-        </w:rPr>
-        <w:t xml:space="preserve">) com o gráfico de focos captados por cada satélite, pronto para ser anexado em apresentações ou </w:t>
+          <w:b/>
+          <w:bCs/>
+          <w:lang w:val="pt-BR"/>
+        </w:rPr>
+        <w:t>)</w:t>
+      </w:r>
+      <w:r>
+        <w:rPr>
+          <w:lang w:val="pt-BR"/>
+        </w:rPr>
+        <w:t> padronizados/limpos salvos localmente e </w:t>
+      </w:r>
+      <w:r>
+        <w:rPr>
+          <w:b/>
+          <w:bCs/>
+          <w:lang w:val="pt-BR"/>
+        </w:rPr>
+        <w:t xml:space="preserve">um mapa de calor </w:t>
       </w:r>
       <w:proofErr w:type="spellStart"/>
       <w:r>
         <w:rPr>
-          <w:lang w:val="pt-BR"/>
-        </w:rPr>
-        <w:t>emails</w:t>
+          <w:b/>
+          <w:bCs/>
+          <w:lang w:val="pt-BR"/>
+        </w:rPr>
+        <w:t>geolocalizado</w:t>
       </w:r>
       <w:proofErr w:type="spellEnd"/>
       <w:r>
         <w:rPr>
-          <w:lang w:val="pt-BR"/>
-        </w:rPr>
-        <w:t>.</w:t>
+          <w:b/>
+          <w:bCs/>
+          <w:lang w:val="pt-BR"/>
+        </w:rPr>
+        <w:t xml:space="preserve"> em formato HTML, permitindo navegação interativa pelo usuário.</w:t>
       </w:r>
     </w:p>
     <w:p>
@@ -1031,6 +1065,9 @@
           <w:ilvl w:val="1"/>
           <w:numId w:val="25"/>
         </w:numPr>
+        <w:rPr>
+          <w:lang w:val="pt-BR"/>
+        </w:rPr>
       </w:pPr>
       <w:proofErr w:type="spellStart"/>
       <w:r>
@@ -1044,18 +1081,30 @@
         <w:rPr>
           <w:lang w:val="pt-BR"/>
         </w:rPr>
-        <w:t xml:space="preserve"> (para extração via UI Web Automation), </w:t>
+        <w:t xml:space="preserve"> (para extração via UI Web Automation), </w:t>
       </w:r>
-      <w:proofErr w:type="gramStart"/>
       <w:r>
         <w:rPr>
-          <w:lang w:val="pt-BR"/>
-        </w:rPr>
-        <w:t>Pandas</w:t>
+          <w:b/>
+          <w:bCs/>
+          <w:lang w:val="pt-BR"/>
+        </w:rPr>
+        <w:t xml:space="preserve">Pandas, </w:t>
       </w:r>
-      <w:proofErr w:type="gramEnd"/>
+      <w:proofErr w:type="spellStart"/>
       <w:r>
         <w:rPr>
+          <w:b/>
+          <w:bCs/>
+          <w:lang w:val="pt-BR"/>
+        </w:rPr>
+        <w:t>Folium</w:t>
+      </w:r>
+      <w:proofErr w:type="spellEnd"/>
+      <w:r>
+        <w:rPr>
+          <w:b/>
+          <w:bCs/>
           <w:lang w:val="pt-BR"/>
         </w:rPr>
         <w:t xml:space="preserve"> e </w:t>
@@ -1063,16 +1112,20 @@
       <w:proofErr w:type="spellStart"/>
       <w:r>
         <w:rPr>
-          <w:lang w:val="pt-BR"/>
-        </w:rPr>
-        <w:t>Matplotlib</w:t>
+          <w:b/>
+          <w:bCs/>
+          <w:lang w:val="pt-BR"/>
+        </w:rPr>
+        <w:t>Reverse_Geocoder</w:t>
       </w:r>
       <w:proofErr w:type="spellEnd"/>
       <w:r>
         <w:rPr>
-          <w:lang w:val="pt-BR"/>
-        </w:rPr>
-        <w:t xml:space="preserve"> (para manipulação e visualização analítica).</w:t>
+          <w:b/>
+          <w:bCs/>
+          <w:lang w:val="pt-BR"/>
+        </w:rPr>
+        <w:t xml:space="preserve"> (para manipulação de dados, criação de mapas interativos e geolocalização offline).</w:t>
       </w:r>
     </w:p>
     <w:p>
@@ -1152,52 +1205,26 @@
           <w:ilvl w:val="1"/>
           <w:numId w:val="26"/>
         </w:numPr>
-        <w:rPr>
-          <w:lang w:val="pt-BR"/>
-        </w:rPr>
       </w:pPr>
       <w:r>
-        <w:rPr>
-          <w:lang w:val="pt-BR"/>
-        </w:rPr>
-        <w:t xml:space="preserve">   2. Instalar binários do </w:t>
+        <w:t xml:space="preserve">   2. </w:t>
       </w:r>
       <w:proofErr w:type="spellStart"/>
       <w:r>
-        <w:rPr>
-          <w:lang w:val="pt-BR"/>
-        </w:rPr>
-        <w:t>Playwright</w:t>
+        <w:t>Instalar</w:t>
       </w:r>
       <w:proofErr w:type="spellEnd"/>
       <w:r>
-        <w:rPr>
-          <w:lang w:val="pt-BR"/>
-        </w:rPr>
-        <w:t xml:space="preserve">: </w:t>
-      </w:r>
-      <w:proofErr w:type="spellStart"/>
-      <w:r>
-        <w:rPr>
-          <w:lang w:val="pt-BR"/>
-        </w:rPr>
-        <w:t>playwright</w:t>
-      </w:r>
-      <w:proofErr w:type="spellEnd"/>
-      <w:r>
-        <w:rPr>
-          <w:lang w:val="pt-BR"/>
-        </w:rPr>
         <w:t xml:space="preserve"> </w:t>
       </w:r>
       <w:proofErr w:type="spellStart"/>
       <w:r>
-        <w:rPr>
-          <w:lang w:val="pt-BR"/>
-        </w:rPr>
-        <w:t>install</w:t>
+        <w:t>binários</w:t>
       </w:r>
       <w:proofErr w:type="spellEnd"/>
+      <w:r>
+        <w:t xml:space="preserve"> do Playwright: playwright install</w:t>
+      </w:r>
     </w:p>
     <w:p>
       <w:pPr>
@@ -1211,10 +1238,13 @@
         </w:rPr>
       </w:pPr>
       <w:r>
-        <w:rPr>
-          <w:lang w:val="pt-BR"/>
-        </w:rPr>
-        <w:t xml:space="preserve">   3. Rodar a extração na web: </w:t>
+        <w:t xml:space="preserve">   </w:t>
+      </w:r>
+      <w:r>
+        <w:rPr>
+          <w:lang w:val="pt-BR"/>
+        </w:rPr>
+        <w:t xml:space="preserve">3. Rodar a extração na web: </w:t>
       </w:r>
       <w:proofErr w:type="spellStart"/>
       <w:r>
@@ -1246,7 +1276,37 @@
         <w:rPr>
           <w:lang w:val="pt-BR"/>
         </w:rPr>
-        <w:t xml:space="preserve">   4. Rodar o tratamento e geração de gráfico: </w:t>
+        <w:t xml:space="preserve">   4. </w:t>
+      </w:r>
+      <w:r>
+        <w:rPr>
+          <w:lang w:val="pt-BR"/>
+        </w:rPr>
+        <w:t>Rodar o tratamento, </w:t>
+      </w:r>
+      <w:proofErr w:type="spellStart"/>
+      <w:r>
+        <w:rPr>
+          <w:b/>
+          <w:bCs/>
+          <w:lang w:val="pt-BR"/>
+        </w:rPr>
+        <w:t>geocodificação</w:t>
+      </w:r>
+      <w:proofErr w:type="spellEnd"/>
+      <w:r>
+        <w:rPr>
+          <w:b/>
+          <w:bCs/>
+          <w:lang w:val="pt-BR"/>
+        </w:rPr>
+        <w:t xml:space="preserve"> reversa e o mapa de calor interativo</w:t>
+      </w:r>
+      <w:r>
+        <w:rPr>
+          <w:lang w:val="pt-BR"/>
+        </w:rPr>
+        <w:t xml:space="preserve">: </w:t>
       </w:r>
       <w:proofErr w:type="spellStart"/>
       <w:r>
@@ -1262,15 +1322,6 @@
         </w:rPr>
         <w:t xml:space="preserve"> src/main.py</w:t>
       </w:r>
-    </w:p>
-    <w:p>
-      <w:pPr>
-        <w:pStyle w:val="PargrafodaLista"/>
-        <w:ind w:left="1440"/>
-        <w:rPr>
-          <w:lang w:val="pt-BR"/>
-        </w:rPr>
-      </w:pPr>
     </w:p>
     <w:p>
       <w:pPr>
@@ -1305,7 +1356,49 @@
         <w:rPr>
           <w:lang w:val="pt-BR"/>
         </w:rPr>
-        <w:t>Executar o `main.py` lê os dados recém baixados e exibe no terminal a notificação: "RESUMO DAS QUEIMADAS", apontando o número de focos. O gráfico "grafico_focos_por_satelite.png" é automaticamente criado na pasta output/.</w:t>
+        <w:t xml:space="preserve">Executar o `main.py` lê os dados recém baixados e exibe no terminal a notificação: "RESUMO DAS QUEIMADAS", apontando o número de focos. </w:t>
+      </w:r>
+      <w:r>
+        <w:rPr>
+          <w:lang w:val="pt-BR"/>
+        </w:rPr>
+        <w:t>O </w:t>
+      </w:r>
+      <w:r>
+        <w:rPr>
+          <w:b/>
+          <w:bCs/>
+          <w:lang w:val="pt-BR"/>
+        </w:rPr>
+        <w:t>mapa "mapa_calor_queimadas.html"</w:t>
+      </w:r>
+      <w:r>
+        <w:rPr>
+          <w:lang w:val="pt-BR"/>
+        </w:rPr>
+        <w:t> é automaticamente criado na pasta </w:t>
+      </w:r>
+      <w:r>
+        <w:rPr>
+          <w:b/>
+          <w:bCs/>
+          <w:lang w:val="pt-BR"/>
+        </w:rPr>
+        <w:t>output/graficos/</w:t>
+      </w:r>
+      <w:r>
+        <w:rPr>
+          <w:lang w:val="pt-BR"/>
+        </w:rPr>
+        <w:t> e a planilha Excel com as cidades afetadas em </w:t>
+      </w:r>
+      <w:r>
+        <w:rPr>
+          <w:b/>
+          <w:bCs/>
+          <w:lang w:val="pt-BR"/>
+        </w:rPr>
+        <w:t>output/dados/</w:t>
       </w:r>
     </w:p>
     <w:p>
@@ -1456,21 +1549,7 @@
         <w:rPr>
           <w:lang w:val="pt-BR"/>
         </w:rPr>
-        <w:t xml:space="preserve">Integrar as duas etapas em uma DAG automática (usando um </w:t>
-      </w:r>
-      <w:proofErr w:type="spellStart"/>
-      <w:r>
-        <w:rPr>
-          <w:lang w:val="pt-BR"/>
-        </w:rPr>
-        <w:t>agendador</w:t>
-      </w:r>
-      <w:proofErr w:type="spellEnd"/>
-      <w:r>
-        <w:rPr>
-          <w:lang w:val="pt-BR"/>
-        </w:rPr>
-        <w:t xml:space="preserve"> Windows ou CRON) rodando uma vez pela manhã diariamente. Pode-se também usar o "</w:t>
+        <w:t>Integrar as duas etapas em uma DAG automática (usando um agendador Windows ou CRON) rodando uma vez pela manhã diariamente. Pode-se também usar o "</w:t>
       </w:r>
       <w:proofErr w:type="spellStart"/>
       <w:r>
@@ -1571,21 +1650,7 @@
         <w:rPr>
           <w:lang w:val="pt-BR"/>
         </w:rPr>
-        <w:t xml:space="preserve">. Integrar uma interface </w:t>
-      </w:r>
-      <w:proofErr w:type="spellStart"/>
-      <w:r>
-        <w:rPr>
-          <w:lang w:val="pt-BR"/>
-        </w:rPr>
-        <w:t>Dashboard</w:t>
-      </w:r>
-      <w:proofErr w:type="spellEnd"/>
-      <w:r>
-        <w:rPr>
-          <w:lang w:val="pt-BR"/>
-        </w:rPr>
-        <w:t xml:space="preserve"> utilizando </w:t>
+        <w:t xml:space="preserve">. Integrar uma interface Dashboard utilizando </w:t>
       </w:r>
       <w:proofErr w:type="spellStart"/>
       <w:r>
@@ -1736,8 +1801,6 @@
           <w:lang w:val="pt-BR"/>
         </w:rPr>
       </w:pPr>
-      <w:bookmarkStart w:id="0" w:name="_GoBack"/>
-      <w:bookmarkEnd w:id="0"/>
     </w:p>
     <w:sectPr>
       <w:pgSz w:w="12240" w:h="15840"/>
@@ -1750,7 +1813,7 @@
 </file>
 
 <file path=word/numbering.xml><?xml version="1.0" encoding="utf-8"?>
-<w:numbering xmlns:wpc="http://schemas.microsoft.com/office/word/2010/wordprocessingCanvas" xmlns:cx="http://schemas.microsoft.com/office/drawing/2014/chartex" xmlns:mc="http://schemas.openxmlformats.org/markup-compatibility/2006" xmlns:o="urn:schemas-microsoft-com:office:office" xmlns:r="http://schemas.openxmlformats.org/officeDocument/2006/relationships" xmlns:m="http://schemas.openxmlformats.org/officeDocument/2006/math" xmlns:v="urn:schemas-microsoft-com:vml" xmlns:wp14="http://schemas.microsoft.com/office/word/2010/wordprocessingDrawing" xmlns:wp="http://schemas.openxmlformats.org/drawingml/2006/wordprocessingDrawing" xmlns:w10="urn:schemas-microsoft-com:office:word" xmlns:w="http://schemas.openxmlformats.org/wordprocessingml/2006/main" xmlns:w14="http://schemas.microsoft.com/office/word/2010/wordml" xmlns:w15="http://schemas.microsoft.com/office/word/2012/wordml" xmlns:w16se="http://schemas.microsoft.com/office/word/2015/wordml/symex" xmlns:wpg="http://schemas.microsoft.com/office/word/2010/wordprocessingGroup" xmlns:wpi="http://schemas.microsoft.com/office/word/2010/wordprocessingInk" xmlns:wne="http://schemas.microsoft.com/office/word/2006/wordml" xmlns:wps="http://schemas.microsoft.com/office/word/2010/wordprocessingShape" mc:Ignorable="w14 w15 w16se wp14">
+<w:numbering xmlns:wpc="http://schemas.microsoft.com/office/word/2010/wordprocessingCanvas" xmlns:cx="http://schemas.microsoft.com/office/drawing/2014/chartex" xmlns:cx1="http://schemas.microsoft.com/office/drawing/2015/9/8/chartex" xmlns:cx2="http://schemas.microsoft.com/office/drawing/2015/10/21/chartex" xmlns:cx3="http://schemas.microsoft.com/office/drawing/2016/5/9/chartex" xmlns:cx4="http://schemas.microsoft.com/office/drawing/2016/5/10/chartex" xmlns:cx5="http://schemas.microsoft.com/office/drawing/2016/5/11/chartex" xmlns:cx6="http://schemas.microsoft.com/office/drawing/2016/5/12/chartex" xmlns:cx7="http://schemas.microsoft.com/office/drawing/2016/5/13/chartex" xmlns:cx8="http://schemas.microsoft.com/office/drawing/2016/5/14/chartex" xmlns:mc="http://schemas.openxmlformats.org/markup-compatibility/2006" xmlns:aink="http://schemas.microsoft.com/office/drawing/2016/ink" xmlns:am3d="http://schemas.microsoft.com/office/drawing/2017/model3d" xmlns:o="urn:schemas-microsoft-com:office:office" xmlns:oel="http://schemas.microsoft.com/office/2019/extlst" xmlns:r="http://schemas.openxmlformats.org/officeDocument/2006/relationships" xmlns:m="http://schemas.openxmlformats.org/officeDocument/2006/math" xmlns:v="urn:schemas-microsoft-com:vml" xmlns:wp14="http://schemas.microsoft.com/office/word/2010/wordprocessingDrawing" xmlns:wp="http://schemas.openxmlformats.org/drawingml/2006/wordprocessingDrawing" xmlns:w10="urn:schemas-microsoft-com:office:word" xmlns:w="http://schemas.openxmlformats.org/wordprocessingml/2006/main" xmlns:w14="http://schemas.microsoft.com/office/word/2010/wordml" xmlns:w15="http://schemas.microsoft.com/office/word/2012/wordml" xmlns:w16cex="http://schemas.microsoft.com/office/word/2018/wordml/cex" xmlns:w16cid="http://schemas.microsoft.com/office/word/2016/wordml/cid" xmlns:w16="http://schemas.microsoft.com/office/word/2018/wordml" xmlns:w16sdtdh="http://schemas.microsoft.com/office/word/2020/wordml/sdtdatahash" xmlns:w16se="http://schemas.microsoft.com/office/word/2015/wordml/symex" xmlns:wpg="http://schemas.microsoft.com/office/word/2010/wordprocessingGroup" xmlns:wpi="http://schemas.microsoft.com/office/word/2010/wordprocessingInk" xmlns:wne="http://schemas.microsoft.com/office/word/2006/wordml" xmlns:wps="http://schemas.microsoft.com/office/word/2010/wordprocessingShape" mc:Ignorable="w14 w15 w16se w16cid w16 w16cex w16sdtdh wp14">
   <w:abstractNum w:abstractNumId="0" w15:restartNumberingAfterBreak="0">
     <w:nsid w:val="FFFFFF7C"/>
     <w:multiLevelType w:val="singleLevel"/>
@@ -3901,95 +3964,95 @@
       </w:rPr>
     </w:lvl>
   </w:abstractNum>
-  <w:num w:numId="1">
+  <w:num w:numId="1" w16cid:durableId="251204514">
     <w:abstractNumId w:val="8"/>
   </w:num>
-  <w:num w:numId="2">
+  <w:num w:numId="2" w16cid:durableId="255407844">
     <w:abstractNumId w:val="6"/>
   </w:num>
-  <w:num w:numId="3">
+  <w:num w:numId="3" w16cid:durableId="1047992592">
     <w:abstractNumId w:val="5"/>
   </w:num>
-  <w:num w:numId="4">
+  <w:num w:numId="4" w16cid:durableId="1321887247">
     <w:abstractNumId w:val="4"/>
   </w:num>
-  <w:num w:numId="5">
+  <w:num w:numId="5" w16cid:durableId="235287148">
     <w:abstractNumId w:val="7"/>
   </w:num>
-  <w:num w:numId="6">
+  <w:num w:numId="6" w16cid:durableId="1447037589">
     <w:abstractNumId w:val="3"/>
   </w:num>
-  <w:num w:numId="7">
+  <w:num w:numId="7" w16cid:durableId="1556159279">
     <w:abstractNumId w:val="2"/>
   </w:num>
-  <w:num w:numId="8">
+  <w:num w:numId="8" w16cid:durableId="271784891">
     <w:abstractNumId w:val="1"/>
   </w:num>
-  <w:num w:numId="9">
+  <w:num w:numId="9" w16cid:durableId="1734423868">
     <w:abstractNumId w:val="0"/>
   </w:num>
-  <w:num w:numId="10">
+  <w:num w:numId="10" w16cid:durableId="1360469304">
     <w:abstractNumId w:val="23"/>
   </w:num>
-  <w:num w:numId="11">
+  <w:num w:numId="11" w16cid:durableId="1855806965">
     <w:abstractNumId w:val="26"/>
   </w:num>
-  <w:num w:numId="12">
+  <w:num w:numId="12" w16cid:durableId="95053733">
     <w:abstractNumId w:val="12"/>
   </w:num>
-  <w:num w:numId="13">
+  <w:num w:numId="13" w16cid:durableId="1132407434">
     <w:abstractNumId w:val="9"/>
   </w:num>
-  <w:num w:numId="14">
+  <w:num w:numId="14" w16cid:durableId="799035826">
     <w:abstractNumId w:val="25"/>
   </w:num>
-  <w:num w:numId="15">
+  <w:num w:numId="15" w16cid:durableId="1408041029">
     <w:abstractNumId w:val="11"/>
   </w:num>
-  <w:num w:numId="16">
+  <w:num w:numId="16" w16cid:durableId="2030139250">
     <w:abstractNumId w:val="17"/>
   </w:num>
-  <w:num w:numId="17">
+  <w:num w:numId="17" w16cid:durableId="1255898070">
     <w:abstractNumId w:val="18"/>
   </w:num>
-  <w:num w:numId="18">
+  <w:num w:numId="18" w16cid:durableId="755905730">
     <w:abstractNumId w:val="13"/>
   </w:num>
-  <w:num w:numId="19">
+  <w:num w:numId="19" w16cid:durableId="1687170697">
     <w:abstractNumId w:val="27"/>
   </w:num>
-  <w:num w:numId="20">
+  <w:num w:numId="20" w16cid:durableId="690839908">
     <w:abstractNumId w:val="21"/>
   </w:num>
-  <w:num w:numId="21">
+  <w:num w:numId="21" w16cid:durableId="110712714">
     <w:abstractNumId w:val="20"/>
   </w:num>
-  <w:num w:numId="22">
+  <w:num w:numId="22" w16cid:durableId="776288482">
     <w:abstractNumId w:val="22"/>
   </w:num>
-  <w:num w:numId="23">
+  <w:num w:numId="23" w16cid:durableId="1764497169">
     <w:abstractNumId w:val="10"/>
   </w:num>
-  <w:num w:numId="24">
+  <w:num w:numId="24" w16cid:durableId="468203992">
     <w:abstractNumId w:val="15"/>
   </w:num>
-  <w:num w:numId="25">
+  <w:num w:numId="25" w16cid:durableId="1981612697">
     <w:abstractNumId w:val="24"/>
   </w:num>
-  <w:num w:numId="26">
+  <w:num w:numId="26" w16cid:durableId="340162563">
     <w:abstractNumId w:val="19"/>
   </w:num>
-  <w:num w:numId="27">
+  <w:num w:numId="27" w16cid:durableId="830097732">
     <w:abstractNumId w:val="16"/>
   </w:num>
-  <w:num w:numId="28">
+  <w:num w:numId="28" w16cid:durableId="462888457">
     <w:abstractNumId w:val="14"/>
   </w:num>
 </w:numbering>
 </file>
 
 <file path=word/styles.xml><?xml version="1.0" encoding="utf-8"?>
-<w:styles xmlns:mc="http://schemas.openxmlformats.org/markup-compatibility/2006" xmlns:r="http://schemas.openxmlformats.org/officeDocument/2006/relationships" xmlns:w="http://schemas.openxmlformats.org/wordprocessingml/2006/main" xmlns:w14="http://schemas.microsoft.com/office/word/2010/wordml" xmlns:w15="http://schemas.microsoft.com/office/word/2012/wordml" xmlns:w16se="http://schemas.microsoft.com/office/word/2015/wordml/symex" mc:Ignorable="w14 w15 w16se">
+<w:styles xmlns:mc="http://schemas.openxmlformats.org/markup-compatibility/2006" xmlns:r="http://schemas.openxmlformats.org/officeDocument/2006/relationships" xmlns:w="http://schemas.openxmlformats.org/wordprocessingml/2006/main" xmlns:w14="http://schemas.microsoft.com/office/word/2010/wordml" xmlns:w15="http://schemas.microsoft.com/office/word/2012/wordml" xmlns:w16cex="http://schemas.microsoft.com/office/word/2018/wordml/cex" xmlns:w16cid="http://schemas.microsoft.com/office/word/2016/wordml/cid" xmlns:w16="http://schemas.microsoft.com/office/word/2018/wordml" xmlns:w16sdtdh="http://schemas.microsoft.com/office/word/2020/wordml/sdtdatahash" xmlns:w16se="http://schemas.microsoft.com/office/word/2015/wordml/symex" mc:Ignorable="w14 w15 w16se w16cid w16 w16cex w16sdtdh">
   <w:docDefaults>
     <w:rPrDefault>
       <w:rPr>
@@ -4005,7 +4068,7 @@
       </w:pPr>
     </w:pPrDefault>
   </w:docDefaults>
-  <w:latentStyles w:defLockedState="0" w:defUIPriority="99" w:defSemiHidden="0" w:defUnhideWhenUsed="0" w:defQFormat="0" w:count="371">
+  <w:latentStyles w:defLockedState="0" w:defUIPriority="99" w:defSemiHidden="0" w:defUnhideWhenUsed="0" w:defQFormat="0" w:count="376">
     <w:lsdException w:name="Normal" w:uiPriority="0" w:qFormat="1"/>
     <w:lsdException w:name="heading 1" w:uiPriority="9" w:qFormat="1"/>
     <w:lsdException w:name="heading 2" w:semiHidden="1" w:uiPriority="9" w:unhideWhenUsed="1" w:qFormat="1"/>
@@ -4368,6 +4431,11 @@
     <w:lsdException w:name="List Table 5 Dark Accent 6" w:uiPriority="50"/>
     <w:lsdException w:name="List Table 6 Colorful Accent 6" w:uiPriority="51"/>
     <w:lsdException w:name="List Table 7 Colorful Accent 6" w:uiPriority="52"/>
+    <w:lsdException w:name="Mention" w:semiHidden="1" w:unhideWhenUsed="1"/>
+    <w:lsdException w:name="Smart Hyperlink" w:semiHidden="1" w:unhideWhenUsed="1"/>
+    <w:lsdException w:name="Hashtag" w:semiHidden="1" w:unhideWhenUsed="1"/>
+    <w:lsdException w:name="Unresolved Mention" w:semiHidden="1" w:unhideWhenUsed="1"/>
+    <w:lsdException w:name="Smart Link" w:semiHidden="1" w:unhideWhenUsed="1"/>
   </w:latentStyles>
   <w:style w:type="paragraph" w:default="1" w:styleId="Normal">
     <w:name w:val="Normal"/>
@@ -4586,7 +4654,6 @@
   <w:style w:type="character" w:default="1" w:styleId="Fontepargpadro">
     <w:name w:val="Default Paragraph Font"/>
     <w:uiPriority w:val="1"/>
-    <w:semiHidden/>
     <w:unhideWhenUsed/>
   </w:style>
   <w:style w:type="table" w:default="1" w:styleId="Tabelanormal">

--- a/Sabrina Caldas - Template_Relatorio.docx
+++ b/Sabrina Caldas - Template_Relatorio.docx
@@ -477,10 +477,18 @@
           <w:lang w:val="pt-BR"/>
         </w:rPr>
       </w:pPr>
+    </w:p>
+    <w:p>
+      <w:pPr>
+        <w:rPr>
+          <w:lang w:val="pt-BR"/>
+        </w:rPr>
+      </w:pPr>
       <w:r>
         <w:rPr>
           <w:noProof/>
         </w:rPr>
+        <w:lastRenderedPageBreak/>
         <w:drawing>
           <wp:anchor distT="0" distB="0" distL="114300" distR="114300" simplePos="0" relativeHeight="251667968" behindDoc="1" locked="0" layoutInCell="1" allowOverlap="1" wp14:anchorId="0B251E1B" wp14:editId="26A2B195">
             <wp:simplePos x="0" y="0"/>
@@ -1736,7 +1744,6 @@
           <w:bCs/>
           <w:lang w:val="pt-BR"/>
         </w:rPr>
-        <w:lastRenderedPageBreak/>
         <w:t>Repositório</w:t>
       </w:r>
     </w:p>
@@ -4654,6 +4661,7 @@
   <w:style w:type="character" w:default="1" w:styleId="Fontepargpadro">
     <w:name w:val="Default Paragraph Font"/>
     <w:uiPriority w:val="1"/>
+    <w:semiHidden/>
     <w:unhideWhenUsed/>
   </w:style>
   <w:style w:type="table" w:default="1" w:styleId="Tabelanormal">
